--- a/public/change/Заявка с заказчиком ВЭД.docx
+++ b/public/change/Заявка с заказчиком ВЭД.docx
@@ -2,6 +2,127 @@
 <file path=word/document.xml><?xml version="1.0" encoding="utf-8"?>
 <w:document xmlns:wpc="http://schemas.microsoft.com/office/word/2010/wordprocessingCanvas" xmlns:cx="http://schemas.microsoft.com/office/drawing/2014/chartex" xmlns:cx1="http://schemas.microsoft.com/office/drawing/2015/9/8/chartex" xmlns:cx2="http://schemas.microsoft.com/office/drawing/2015/10/21/chartex" xmlns:cx3="http://schemas.microsoft.com/office/drawing/2016/5/9/chartex" xmlns:cx4="http://schemas.microsoft.com/office/drawing/2016/5/10/chartex" xmlns:cx5="http://schemas.microsoft.com/office/drawing/2016/5/11/chartex" xmlns:cx6="http://schemas.microsoft.com/office/drawing/2016/5/12/chartex" xmlns:cx7="http://schemas.microsoft.com/office/drawing/2016/5/13/chartex" xmlns:cx8="http://schemas.microsoft.com/office/drawing/2016/5/14/chartex" xmlns:mc="http://schemas.openxmlformats.org/markup-compatibility/2006" xmlns:aink="http://schemas.microsoft.com/office/drawing/2016/ink" xmlns:am3d="http://schemas.microsoft.com/office/drawing/2017/model3d" xmlns:o="urn:schemas-microsoft-com:office:office" xmlns:oel="http://schemas.microsoft.com/office/2019/extlst" xmlns:r="http://schemas.openxmlformats.org/officeDocument/2006/relationships" xmlns:m="http://schemas.openxmlformats.org/officeDocument/2006/math" xmlns:v="urn:schemas-microsoft-com:vml" xmlns:wp14="http://schemas.microsoft.com/office/word/2010/wordprocessingDrawing" xmlns:wp="http://schemas.openxmlformats.org/drawingml/2006/wordprocessingDrawing" xmlns:w10="urn:schemas-microsoft-com:office:word" xmlns:w="http://schemas.openxmlformats.org/wordprocessingml/2006/main" xmlns:w14="http://schemas.microsoft.com/office/word/2010/wordml" xmlns:w15="http://schemas.microsoft.com/office/word/2012/wordml" xmlns:w16cex="http://schemas.microsoft.com/office/word/2018/wordml/cex" xmlns:w16cid="http://schemas.microsoft.com/office/word/2016/wordml/cid" xmlns:w16="http://schemas.microsoft.com/office/word/2018/wordml" xmlns:w16sdtdh="http://schemas.microsoft.com/office/word/2020/wordml/sdtdatahash" xmlns:w16se="http://schemas.microsoft.com/office/word/2015/wordml/symex" xmlns:wpg="http://schemas.microsoft.com/office/word/2010/wordprocessingGroup" xmlns:wpi="http://schemas.microsoft.com/office/word/2010/wordprocessingInk" xmlns:wne="http://schemas.microsoft.com/office/word/2006/wordml" xmlns:wps="http://schemas.microsoft.com/office/word/2010/wordprocessingShape" mc:Ignorable="w14 w15 w16se w16cid w16 w16cex w16sdtdh wp14">
   <w:body>
+    <w:p>
+      <w:pPr>
+        <w:pStyle w:val="a9"/>
+        <w:jc w:val="both"/>
+        <w:rPr>
+          <w:b/>
+          <w:bCs/>
+          <w:i/>
+          <w:iCs/>
+          <w:sz w:val="20"/>
+          <w:szCs w:val="20"/>
+        </w:rPr>
+      </w:pPr>
+      <w:bookmarkStart w:id="0" w:name="_Hlk230986977"/>
+      <w:r>
+        <w:rPr>
+          <w:b/>
+          <w:bCs/>
+          <w:i/>
+          <w:iCs/>
+          <w:sz w:val="20"/>
+          <w:szCs w:val="20"/>
+        </w:rPr>
+        <w:t>Настоящая Заявка является поручением Экспедитору в соответствии с Договором транспортной экспедиции (публичная оферта), размещенным по адресу: [ваш-</w:t>
+      </w:r>
+      <w:proofErr w:type="spellStart"/>
+      <w:proofErr w:type="gramStart"/>
+      <w:r>
+        <w:rPr>
+          <w:b/>
+          <w:bCs/>
+          <w:i/>
+          <w:iCs/>
+          <w:sz w:val="20"/>
+          <w:szCs w:val="20"/>
+        </w:rPr>
+        <w:t>сайт.рф</w:t>
+      </w:r>
+      <w:proofErr w:type="spellEnd"/>
+      <w:proofErr w:type="gramEnd"/>
+      <w:r>
+        <w:rPr>
+          <w:b/>
+          <w:bCs/>
+          <w:i/>
+          <w:iCs/>
+          <w:sz w:val="20"/>
+          <w:szCs w:val="20"/>
+        </w:rPr>
+        <w:t>/</w:t>
+      </w:r>
+      <w:proofErr w:type="spellStart"/>
+      <w:r>
+        <w:rPr>
+          <w:b/>
+          <w:bCs/>
+          <w:i/>
+          <w:iCs/>
+          <w:sz w:val="20"/>
+          <w:szCs w:val="20"/>
+        </w:rPr>
+        <w:t>oferta-klient</w:t>
+      </w:r>
+      <w:proofErr w:type="spellEnd"/>
+      <w:r>
+        <w:rPr>
+          <w:b/>
+          <w:bCs/>
+          <w:i/>
+          <w:iCs/>
+          <w:sz w:val="20"/>
+          <w:szCs w:val="20"/>
+        </w:rPr>
+        <w:t xml:space="preserve">]. Акцептом Заявки со стороны </w:t>
+      </w:r>
+      <w:r>
+        <w:rPr>
+          <w:b/>
+          <w:bCs/>
+          <w:i/>
+          <w:iCs/>
+          <w:sz w:val="20"/>
+          <w:szCs w:val="20"/>
+        </w:rPr>
+        <w:t>Заказчика</w:t>
+      </w:r>
+      <w:r>
+        <w:rPr>
+          <w:b/>
+          <w:bCs/>
+          <w:i/>
+          <w:iCs/>
+          <w:sz w:val="20"/>
+          <w:szCs w:val="20"/>
+        </w:rPr>
+        <w:t xml:space="preserve"> является направление подтверждения или </w:t>
+      </w:r>
+      <w:r>
+        <w:rPr>
+          <w:b/>
+          <w:bCs/>
+          <w:i/>
+          <w:iCs/>
+          <w:sz w:val="20"/>
+          <w:szCs w:val="20"/>
+        </w:rPr>
+        <w:t>оплата услуг Экспедитора</w:t>
+      </w:r>
+      <w:r>
+        <w:rPr>
+          <w:b/>
+          <w:bCs/>
+          <w:i/>
+          <w:iCs/>
+          <w:sz w:val="20"/>
+          <w:szCs w:val="20"/>
+        </w:rPr>
+        <w:t>.</w:t>
+      </w:r>
+    </w:p>
+    <w:bookmarkEnd w:id="0"/>
     <w:p>
       <w:pPr>
         <w:pStyle w:val="a9"/>
@@ -16,9 +137,12 @@
       </w:tblPr>
       <w:tblGrid>
         <w:gridCol w:w="2433"/>
-        <w:gridCol w:w="2646"/>
-        <w:gridCol w:w="2713"/>
-        <w:gridCol w:w="2839"/>
+        <w:gridCol w:w="224"/>
+        <w:gridCol w:w="2422"/>
+        <w:gridCol w:w="236"/>
+        <w:gridCol w:w="2477"/>
+        <w:gridCol w:w="181"/>
+        <w:gridCol w:w="2658"/>
       </w:tblGrid>
       <w:tr>
         <w:trPr>
@@ -26,7 +150,7 @@
         </w:trPr>
         <w:tc>
           <w:tcPr>
-            <w:tcW w:w="5079" w:type="dxa"/>
+            <w:tcW w:w="2657" w:type="dxa"/>
             <w:gridSpan w:val="2"/>
             <w:tcBorders>
               <w:top w:val="single" w:sz="4" w:space="0" w:color="000000"/>
@@ -35,7 +159,6 @@
               <w:right w:val="single" w:sz="4" w:space="0" w:color="000000"/>
             </w:tcBorders>
             <w:vAlign w:val="center"/>
-            <w:hideMark/>
           </w:tcPr>
           <w:p>
             <w:pPr>
@@ -45,7 +168,6 @@
                 <w:b/>
                 <w:sz w:val="20"/>
                 <w:szCs w:val="20"/>
-                <w:lang w:val="en-US"/>
               </w:rPr>
             </w:pPr>
             <w:r>
@@ -54,13 +176,13 @@
                 <w:sz w:val="20"/>
                 <w:szCs w:val="20"/>
               </w:rPr>
-              <w:t>Заказчик</w:t>
-            </w:r>
-          </w:p>
-        </w:tc>
-        <w:tc>
-          <w:tcPr>
-            <w:tcW w:w="5552" w:type="dxa"/>
+              <w:t>Заявка №</w:t>
+            </w:r>
+          </w:p>
+        </w:tc>
+        <w:tc>
+          <w:tcPr>
+            <w:tcW w:w="2658" w:type="dxa"/>
             <w:gridSpan w:val="2"/>
             <w:tcBorders>
               <w:top w:val="single" w:sz="4" w:space="0" w:color="000000"/>
@@ -69,7 +191,6 @@
               <w:right w:val="single" w:sz="4" w:space="0" w:color="000000"/>
             </w:tcBorders>
             <w:vAlign w:val="center"/>
-            <w:hideMark/>
           </w:tcPr>
           <w:p>
             <w:pPr>
@@ -84,10 +205,147 @@
             <w:r>
               <w:rPr>
                 <w:b/>
+                <w:sz w:val="18"/>
+                <w:szCs w:val="18"/>
+              </w:rPr>
+              <w:t>${</w:t>
+            </w:r>
+            <w:proofErr w:type="spellStart"/>
+            <w:r>
+              <w:rPr>
+                <w:b/>
+                <w:sz w:val="18"/>
+                <w:szCs w:val="18"/>
+                <w:lang w:val="en-US"/>
+              </w:rPr>
+              <w:t>nomer</w:t>
+            </w:r>
+            <w:proofErr w:type="spellEnd"/>
+            <w:r>
+              <w:rPr>
+                <w:b/>
+                <w:sz w:val="18"/>
+                <w:szCs w:val="18"/>
+              </w:rPr>
+              <w:t>_</w:t>
+            </w:r>
+            <w:proofErr w:type="spellStart"/>
+            <w:r>
+              <w:rPr>
+                <w:b/>
+                <w:sz w:val="18"/>
+                <w:szCs w:val="18"/>
+                <w:lang w:val="en-US"/>
+              </w:rPr>
+              <w:t>zayavki</w:t>
+            </w:r>
+            <w:proofErr w:type="spellEnd"/>
+            <w:r>
+              <w:rPr>
+                <w:b/>
+                <w:sz w:val="18"/>
+                <w:szCs w:val="18"/>
+              </w:rPr>
+              <w:t>}</w:t>
+            </w:r>
+          </w:p>
+        </w:tc>
+        <w:tc>
+          <w:tcPr>
+            <w:tcW w:w="2658" w:type="dxa"/>
+            <w:gridSpan w:val="2"/>
+            <w:tcBorders>
+              <w:top w:val="single" w:sz="4" w:space="0" w:color="000000"/>
+              <w:left w:val="single" w:sz="4" w:space="0" w:color="000000"/>
+              <w:bottom w:val="single" w:sz="4" w:space="0" w:color="000000"/>
+              <w:right w:val="single" w:sz="4" w:space="0" w:color="000000"/>
+            </w:tcBorders>
+            <w:vAlign w:val="center"/>
+          </w:tcPr>
+          <w:p>
+            <w:pPr>
+              <w:pStyle w:val="a9"/>
+              <w:jc w:val="center"/>
+              <w:rPr>
+                <w:b/>
                 <w:sz w:val="20"/>
                 <w:szCs w:val="20"/>
               </w:rPr>
-              <w:t>Экспедитор</w:t>
+            </w:pPr>
+            <w:r>
+              <w:rPr>
+                <w:b/>
+                <w:sz w:val="20"/>
+                <w:szCs w:val="20"/>
+              </w:rPr>
+              <w:t>от</w:t>
+            </w:r>
+          </w:p>
+        </w:tc>
+        <w:tc>
+          <w:tcPr>
+            <w:tcW w:w="2658" w:type="dxa"/>
+            <w:tcBorders>
+              <w:top w:val="single" w:sz="4" w:space="0" w:color="000000"/>
+              <w:left w:val="single" w:sz="4" w:space="0" w:color="000000"/>
+              <w:bottom w:val="single" w:sz="4" w:space="0" w:color="000000"/>
+              <w:right w:val="single" w:sz="4" w:space="0" w:color="000000"/>
+            </w:tcBorders>
+            <w:vAlign w:val="center"/>
+          </w:tcPr>
+          <w:p>
+            <w:pPr>
+              <w:pStyle w:val="a9"/>
+              <w:jc w:val="center"/>
+              <w:rPr>
+                <w:b/>
+                <w:sz w:val="20"/>
+                <w:szCs w:val="20"/>
+              </w:rPr>
+            </w:pPr>
+            <w:r>
+              <w:rPr>
+                <w:b/>
+                <w:sz w:val="18"/>
+                <w:szCs w:val="18"/>
+              </w:rPr>
+              <w:t>${</w:t>
+            </w:r>
+            <w:r>
+              <w:rPr>
+                <w:b/>
+                <w:sz w:val="18"/>
+                <w:szCs w:val="18"/>
+                <w:lang w:val="en-US"/>
+              </w:rPr>
+              <w:t>data</w:t>
+            </w:r>
+            <w:r>
+              <w:rPr>
+                <w:b/>
+                <w:sz w:val="18"/>
+                <w:szCs w:val="18"/>
+              </w:rPr>
+              <w:t>_</w:t>
+            </w:r>
+            <w:proofErr w:type="spellStart"/>
+            <w:r>
+              <w:rPr>
+                <w:b/>
+                <w:sz w:val="18"/>
+                <w:szCs w:val="18"/>
+                <w:lang w:val="en-US"/>
+              </w:rPr>
+              <w:t>zakaza</w:t>
+            </w:r>
+            <w:proofErr w:type="spellEnd"/>
+            <w:r>
+              <w:rPr>
+                <w:b/>
+                <w:sz w:val="18"/>
+                <w:szCs w:val="18"/>
+              </w:rPr>
+              <w:t>}</w:t>
             </w:r>
           </w:p>
         </w:tc>
@@ -99,7 +357,7 @@
         <w:tc>
           <w:tcPr>
             <w:tcW w:w="5079" w:type="dxa"/>
-            <w:gridSpan w:val="2"/>
+            <w:gridSpan w:val="3"/>
             <w:tcBorders>
               <w:top w:val="single" w:sz="4" w:space="0" w:color="000000"/>
               <w:left w:val="single" w:sz="4" w:space="0" w:color="000000"/>
@@ -107,13 +365,13 @@
               <w:right w:val="single" w:sz="4" w:space="0" w:color="000000"/>
             </w:tcBorders>
             <w:vAlign w:val="center"/>
-            <w:hideMark/>
           </w:tcPr>
           <w:p>
             <w:pPr>
               <w:pStyle w:val="a9"/>
               <w:jc w:val="center"/>
               <w:rPr>
+                <w:b/>
                 <w:sz w:val="20"/>
                 <w:szCs w:val="20"/>
               </w:rPr>
@@ -121,98 +379,42 @@
             <w:r>
               <w:rPr>
                 <w:b/>
-                <w:bCs/>
                 <w:sz w:val="20"/>
                 <w:szCs w:val="20"/>
               </w:rPr>
-              <w:t>${</w:t>
-            </w:r>
-            <w:proofErr w:type="spellStart"/>
-            <w:r>
+              <w:t>Заказчик</w:t>
+            </w:r>
+          </w:p>
+        </w:tc>
+        <w:tc>
+          <w:tcPr>
+            <w:tcW w:w="5552" w:type="dxa"/>
+            <w:gridSpan w:val="4"/>
+            <w:tcBorders>
+              <w:top w:val="single" w:sz="4" w:space="0" w:color="000000"/>
+              <w:left w:val="single" w:sz="4" w:space="0" w:color="000000"/>
+              <w:bottom w:val="single" w:sz="4" w:space="0" w:color="000000"/>
+              <w:right w:val="single" w:sz="4" w:space="0" w:color="000000"/>
+            </w:tcBorders>
+            <w:vAlign w:val="center"/>
+          </w:tcPr>
+          <w:p>
+            <w:pPr>
+              <w:pStyle w:val="a9"/>
+              <w:jc w:val="center"/>
               <w:rPr>
                 <w:b/>
-                <w:bCs/>
                 <w:sz w:val="20"/>
                 <w:szCs w:val="20"/>
-                <w:lang w:val="en-US"/>
-              </w:rPr>
-              <w:t>cp</w:t>
-            </w:r>
+              </w:rPr>
+            </w:pPr>
             <w:r>
               <w:rPr>
                 <w:b/>
-                <w:bCs/>
                 <w:sz w:val="20"/>
                 <w:szCs w:val="20"/>
-                <w:lang w:val="en-US"/>
-              </w:rPr>
-              <w:t>_nazv</w:t>
-            </w:r>
-            <w:proofErr w:type="spellEnd"/>
-            <w:r>
-              <w:rPr>
-                <w:b/>
-                <w:bCs/>
-                <w:sz w:val="20"/>
-                <w:szCs w:val="20"/>
-              </w:rPr>
-              <w:t>}</w:t>
-            </w:r>
-          </w:p>
-        </w:tc>
-        <w:tc>
-          <w:tcPr>
-            <w:tcW w:w="5552" w:type="dxa"/>
-            <w:gridSpan w:val="2"/>
-            <w:tcBorders>
-              <w:top w:val="single" w:sz="4" w:space="0" w:color="000000"/>
-              <w:left w:val="single" w:sz="4" w:space="0" w:color="000000"/>
-              <w:bottom w:val="single" w:sz="4" w:space="0" w:color="000000"/>
-              <w:right w:val="single" w:sz="4" w:space="0" w:color="000000"/>
-            </w:tcBorders>
-            <w:vAlign w:val="center"/>
-            <w:hideMark/>
-          </w:tcPr>
-          <w:p>
-            <w:pPr>
-              <w:pStyle w:val="a9"/>
-              <w:jc w:val="center"/>
-              <w:rPr>
-                <w:b/>
-                <w:bCs/>
-                <w:sz w:val="20"/>
-                <w:szCs w:val="20"/>
-              </w:rPr>
-            </w:pPr>
-            <w:r>
-              <w:rPr>
-                <w:b/>
-                <w:bCs/>
-                <w:sz w:val="20"/>
-                <w:szCs w:val="20"/>
-              </w:rPr>
-              <w:t>${</w:t>
-            </w:r>
-            <w:proofErr w:type="spellStart"/>
-            <w:r>
-              <w:rPr>
-                <w:b/>
-                <w:bCs/>
-                <w:sz w:val="20"/>
-                <w:szCs w:val="20"/>
-                <w:lang w:val="en-US"/>
-              </w:rPr>
-              <w:t>lp_nazv</w:t>
-            </w:r>
-            <w:proofErr w:type="spellEnd"/>
-            <w:r>
-              <w:rPr>
-                <w:b/>
-                <w:bCs/>
-                <w:sz w:val="20"/>
-                <w:szCs w:val="20"/>
-              </w:rPr>
-              <w:t>}</w:t>
+              </w:rPr>
+              <w:t>Экспедитор</w:t>
             </w:r>
           </w:p>
         </w:tc>
@@ -223,7 +425,8 @@
         </w:trPr>
         <w:tc>
           <w:tcPr>
-            <w:tcW w:w="2433" w:type="dxa"/>
+            <w:tcW w:w="5079" w:type="dxa"/>
+            <w:gridSpan w:val="3"/>
             <w:tcBorders>
               <w:top w:val="single" w:sz="4" w:space="0" w:color="000000"/>
               <w:left w:val="single" w:sz="4" w:space="0" w:color="000000"/>
@@ -237,13 +440,21 @@
             <w:pPr>
               <w:pStyle w:val="a9"/>
               <w:jc w:val="center"/>
+              <w:rPr>
+                <w:sz w:val="20"/>
+                <w:szCs w:val="20"/>
+              </w:rPr>
+            </w:pPr>
+            <w:r>
               <w:rPr>
                 <w:b/>
                 <w:bCs/>
                 <w:sz w:val="20"/>
                 <w:szCs w:val="20"/>
               </w:rPr>
-            </w:pPr>
+              <w:t>${</w:t>
+            </w:r>
+            <w:proofErr w:type="spellStart"/>
             <w:r>
               <w:rPr>
                 <w:b/>
@@ -252,40 +463,54 @@
                 <w:szCs w:val="20"/>
                 <w:lang w:val="en-US"/>
               </w:rPr>
-              <w:t>${</w:t>
-            </w:r>
-            <w:proofErr w:type="spellStart"/>
+              <w:t>cp_nazv</w:t>
+            </w:r>
+            <w:proofErr w:type="spellEnd"/>
             <w:r>
               <w:rPr>
                 <w:b/>
                 <w:bCs/>
                 <w:sz w:val="20"/>
                 <w:szCs w:val="20"/>
-                <w:lang w:val="en-US"/>
-              </w:rPr>
-              <w:t>cp</w:t>
-            </w:r>
-            <w:r>
+              </w:rPr>
+              <w:t>}</w:t>
+            </w:r>
+          </w:p>
+        </w:tc>
+        <w:tc>
+          <w:tcPr>
+            <w:tcW w:w="5552" w:type="dxa"/>
+            <w:gridSpan w:val="4"/>
+            <w:tcBorders>
+              <w:top w:val="single" w:sz="4" w:space="0" w:color="000000"/>
+              <w:left w:val="single" w:sz="4" w:space="0" w:color="000000"/>
+              <w:bottom w:val="single" w:sz="4" w:space="0" w:color="000000"/>
+              <w:right w:val="single" w:sz="4" w:space="0" w:color="000000"/>
+            </w:tcBorders>
+            <w:vAlign w:val="center"/>
+            <w:hideMark/>
+          </w:tcPr>
+          <w:p>
+            <w:pPr>
+              <w:pStyle w:val="a9"/>
+              <w:jc w:val="center"/>
               <w:rPr>
                 <w:b/>
                 <w:bCs/>
                 <w:sz w:val="20"/>
                 <w:szCs w:val="20"/>
-                <w:lang w:val="en-US"/>
-              </w:rPr>
-              <w:t>_</w:t>
-            </w:r>
+              </w:rPr>
+            </w:pPr>
             <w:r>
               <w:rPr>
                 <w:b/>
                 <w:bCs/>
                 <w:sz w:val="20"/>
                 <w:szCs w:val="20"/>
-                <w:lang w:val="en-US"/>
-              </w:rPr>
-              <w:t>manager</w:t>
-            </w:r>
-            <w:proofErr w:type="spellEnd"/>
+              </w:rPr>
+              <w:t>${</w:t>
+            </w:r>
+            <w:proofErr w:type="spellStart"/>
             <w:r>
               <w:rPr>
                 <w:b/>
@@ -294,44 +519,48 @@
                 <w:szCs w:val="20"/>
                 <w:lang w:val="en-US"/>
               </w:rPr>
-              <w:t>}</w:t>
-            </w:r>
-          </w:p>
-        </w:tc>
-        <w:tc>
-          <w:tcPr>
-            <w:tcW w:w="2646" w:type="dxa"/>
-            <w:tcBorders>
-              <w:top w:val="single" w:sz="4" w:space="0" w:color="000000"/>
-              <w:left w:val="single" w:sz="4" w:space="0" w:color="000000"/>
-              <w:bottom w:val="single" w:sz="4" w:space="0" w:color="000000"/>
-              <w:right w:val="single" w:sz="4" w:space="0" w:color="000000"/>
-            </w:tcBorders>
-            <w:vAlign w:val="center"/>
-            <w:hideMark/>
-          </w:tcPr>
-          <w:p>
-            <w:pPr>
-              <w:pStyle w:val="a9"/>
-              <w:jc w:val="center"/>
+              <w:t>lp_nazv</w:t>
+            </w:r>
+            <w:proofErr w:type="spellEnd"/>
+            <w:r>
               <w:rPr>
                 <w:b/>
                 <w:bCs/>
                 <w:sz w:val="20"/>
                 <w:szCs w:val="20"/>
               </w:rPr>
-            </w:pPr>
-            <w:r>
+              <w:t>}</w:t>
+            </w:r>
+          </w:p>
+        </w:tc>
+      </w:tr>
+      <w:tr>
+        <w:trPr>
+          <w:trHeight w:val="252"/>
+        </w:trPr>
+        <w:tc>
+          <w:tcPr>
+            <w:tcW w:w="2433" w:type="dxa"/>
+            <w:tcBorders>
+              <w:top w:val="single" w:sz="4" w:space="0" w:color="000000"/>
+              <w:left w:val="single" w:sz="4" w:space="0" w:color="000000"/>
+              <w:bottom w:val="single" w:sz="4" w:space="0" w:color="000000"/>
+              <w:right w:val="single" w:sz="4" w:space="0" w:color="000000"/>
+            </w:tcBorders>
+            <w:vAlign w:val="center"/>
+            <w:hideMark/>
+          </w:tcPr>
+          <w:p>
+            <w:pPr>
+              <w:pStyle w:val="a9"/>
+              <w:jc w:val="center"/>
               <w:rPr>
                 <w:b/>
                 <w:bCs/>
                 <w:sz w:val="20"/>
                 <w:szCs w:val="20"/>
-                <w:lang w:val="en-US"/>
-              </w:rPr>
-              <w:t>${</w:t>
-            </w:r>
-            <w:proofErr w:type="spellStart"/>
+              </w:rPr>
+            </w:pPr>
             <w:r>
               <w:rPr>
                 <w:b/>
@@ -340,8 +569,9 @@
                 <w:szCs w:val="20"/>
                 <w:lang w:val="en-US"/>
               </w:rPr>
-              <w:t>cp</w:t>
-            </w:r>
+              <w:t>${</w:t>
+            </w:r>
+            <w:proofErr w:type="spellStart"/>
             <w:r>
               <w:rPr>
                 <w:b/>
@@ -350,7 +580,7 @@
                 <w:szCs w:val="20"/>
                 <w:lang w:val="en-US"/>
               </w:rPr>
-              <w:t>_</w:t>
+              <w:t>cp_</w:t>
             </w:r>
             <w:r>
               <w:rPr>
@@ -360,7 +590,7 @@
                 <w:szCs w:val="20"/>
                 <w:lang w:val="en-US"/>
               </w:rPr>
-              <w:t>manager_tel</w:t>
+              <w:t>manager</w:t>
             </w:r>
             <w:proofErr w:type="spellEnd"/>
             <w:r>
@@ -377,7 +607,8 @@
         </w:tc>
         <w:tc>
           <w:tcPr>
-            <w:tcW w:w="2713" w:type="dxa"/>
+            <w:tcW w:w="2646" w:type="dxa"/>
+            <w:gridSpan w:val="2"/>
             <w:tcBorders>
               <w:top w:val="single" w:sz="4" w:space="0" w:color="000000"/>
               <w:left w:val="single" w:sz="4" w:space="0" w:color="000000"/>
@@ -391,22 +622,13 @@
             <w:pPr>
               <w:pStyle w:val="a9"/>
               <w:jc w:val="center"/>
-              <w:rPr>
-                <w:sz w:val="20"/>
-                <w:szCs w:val="20"/>
-              </w:rPr>
-            </w:pPr>
-            <w:r>
               <w:rPr>
                 <w:b/>
                 <w:bCs/>
                 <w:sz w:val="20"/>
                 <w:szCs w:val="20"/>
-                <w:lang w:val="en-US"/>
-              </w:rPr>
-              <w:t>${</w:t>
-            </w:r>
-            <w:proofErr w:type="spellStart"/>
+              </w:rPr>
+            </w:pPr>
             <w:r>
               <w:rPr>
                 <w:b/>
@@ -415,8 +637,9 @@
                 <w:szCs w:val="20"/>
                 <w:lang w:val="en-US"/>
               </w:rPr>
-              <w:t>lp_</w:t>
-            </w:r>
+              <w:t>${</w:t>
+            </w:r>
+            <w:proofErr w:type="spellStart"/>
             <w:r>
               <w:rPr>
                 <w:b/>
@@ -425,9 +648,8 @@
                 <w:szCs w:val="20"/>
                 <w:lang w:val="en-US"/>
               </w:rPr>
-              <w:t>manager</w:t>
-            </w:r>
-            <w:proofErr w:type="spellEnd"/>
+              <w:t>cp_</w:t>
+            </w:r>
             <w:r>
               <w:rPr>
                 <w:b/>
@@ -436,13 +658,91 @@
                 <w:szCs w:val="20"/>
                 <w:lang w:val="en-US"/>
               </w:rPr>
+              <w:t>manager_tel</w:t>
+            </w:r>
+            <w:proofErr w:type="spellEnd"/>
+            <w:r>
+              <w:rPr>
+                <w:b/>
+                <w:bCs/>
+                <w:sz w:val="20"/>
+                <w:szCs w:val="20"/>
+                <w:lang w:val="en-US"/>
+              </w:rPr>
               <w:t>}</w:t>
             </w:r>
           </w:p>
         </w:tc>
         <w:tc>
           <w:tcPr>
+            <w:tcW w:w="2713" w:type="dxa"/>
+            <w:gridSpan w:val="2"/>
+            <w:tcBorders>
+              <w:top w:val="single" w:sz="4" w:space="0" w:color="000000"/>
+              <w:left w:val="single" w:sz="4" w:space="0" w:color="000000"/>
+              <w:bottom w:val="single" w:sz="4" w:space="0" w:color="000000"/>
+              <w:right w:val="single" w:sz="4" w:space="0" w:color="000000"/>
+            </w:tcBorders>
+            <w:vAlign w:val="center"/>
+            <w:hideMark/>
+          </w:tcPr>
+          <w:p>
+            <w:pPr>
+              <w:pStyle w:val="a9"/>
+              <w:jc w:val="center"/>
+              <w:rPr>
+                <w:sz w:val="20"/>
+                <w:szCs w:val="20"/>
+              </w:rPr>
+            </w:pPr>
+            <w:r>
+              <w:rPr>
+                <w:b/>
+                <w:bCs/>
+                <w:sz w:val="20"/>
+                <w:szCs w:val="20"/>
+                <w:lang w:val="en-US"/>
+              </w:rPr>
+              <w:t>${</w:t>
+            </w:r>
+            <w:proofErr w:type="spellStart"/>
+            <w:r>
+              <w:rPr>
+                <w:b/>
+                <w:bCs/>
+                <w:sz w:val="20"/>
+                <w:szCs w:val="20"/>
+                <w:lang w:val="en-US"/>
+              </w:rPr>
+              <w:t>lp_</w:t>
+            </w:r>
+            <w:r>
+              <w:rPr>
+                <w:b/>
+                <w:bCs/>
+                <w:sz w:val="20"/>
+                <w:szCs w:val="20"/>
+                <w:lang w:val="en-US"/>
+              </w:rPr>
+              <w:t>manager</w:t>
+            </w:r>
+            <w:proofErr w:type="spellEnd"/>
+            <w:r>
+              <w:rPr>
+                <w:b/>
+                <w:bCs/>
+                <w:sz w:val="20"/>
+                <w:szCs w:val="20"/>
+                <w:lang w:val="en-US"/>
+              </w:rPr>
+              <w:t>}</w:t>
+            </w:r>
+          </w:p>
+        </w:tc>
+        <w:tc>
+          <w:tcPr>
             <w:tcW w:w="2839" w:type="dxa"/>
+            <w:gridSpan w:val="2"/>
             <w:tcBorders>
               <w:top w:val="single" w:sz="4" w:space="0" w:color="000000"/>
               <w:left w:val="single" w:sz="4" w:space="0" w:color="000000"/>
@@ -994,13 +1294,23 @@
               <w:t>${</w:t>
             </w:r>
             <w:proofErr w:type="spellStart"/>
-            <w:r>
-              <w:rPr>
-                <w:sz w:val="16"/>
-                <w:szCs w:val="16"/>
-                <w:lang w:val="en-US"/>
-              </w:rPr>
-              <w:t>cargo.total_packages</w:t>
+            <w:proofErr w:type="gramStart"/>
+            <w:r>
+              <w:rPr>
+                <w:sz w:val="16"/>
+                <w:szCs w:val="16"/>
+                <w:lang w:val="en-US"/>
+              </w:rPr>
+              <w:t>cargo.total</w:t>
+            </w:r>
+            <w:proofErr w:type="gramEnd"/>
+            <w:r>
+              <w:rPr>
+                <w:sz w:val="16"/>
+                <w:szCs w:val="16"/>
+                <w:lang w:val="en-US"/>
+              </w:rPr>
+              <w:t>_packages</w:t>
             </w:r>
             <w:proofErr w:type="spellEnd"/>
             <w:r>
@@ -1067,13 +1377,23 @@
               <w:t>${</w:t>
             </w:r>
             <w:proofErr w:type="spellStart"/>
-            <w:r>
-              <w:rPr>
-                <w:sz w:val="16"/>
-                <w:szCs w:val="16"/>
-                <w:lang w:val="en-US"/>
-              </w:rPr>
-              <w:t>cargo.total_weight</w:t>
+            <w:proofErr w:type="gramStart"/>
+            <w:r>
+              <w:rPr>
+                <w:sz w:val="16"/>
+                <w:szCs w:val="16"/>
+                <w:lang w:val="en-US"/>
+              </w:rPr>
+              <w:t>cargo.total</w:t>
+            </w:r>
+            <w:proofErr w:type="gramEnd"/>
+            <w:r>
+              <w:rPr>
+                <w:sz w:val="16"/>
+                <w:szCs w:val="16"/>
+                <w:lang w:val="en-US"/>
+              </w:rPr>
+              <w:t>_weight</w:t>
             </w:r>
             <w:proofErr w:type="spellEnd"/>
             <w:r>
@@ -1134,6 +1454,14 @@
                 <w:szCs w:val="16"/>
               </w:rPr>
             </w:pPr>
+            <w:r>
+              <w:rPr>
+                <w:sz w:val="16"/>
+                <w:szCs w:val="16"/>
+                <w:lang w:val="en-US"/>
+              </w:rPr>
+              <w:t>${volume}</w:t>
+            </w:r>
           </w:p>
         </w:tc>
       </w:tr>
@@ -1332,12 +1660,21 @@
               <w:t>${</w:t>
             </w:r>
             <w:proofErr w:type="spellStart"/>
-            <w:r>
-              <w:rPr>
-                <w:sz w:val="16"/>
-                <w:szCs w:val="16"/>
-              </w:rPr>
-              <w:t>cargo.hs_codes</w:t>
+            <w:proofErr w:type="gramStart"/>
+            <w:r>
+              <w:rPr>
+                <w:sz w:val="16"/>
+                <w:szCs w:val="16"/>
+              </w:rPr>
+              <w:t>cargo.hs</w:t>
+            </w:r>
+            <w:proofErr w:type="gramEnd"/>
+            <w:r>
+              <w:rPr>
+                <w:sz w:val="16"/>
+                <w:szCs w:val="16"/>
+              </w:rPr>
+              <w:t>_codes</w:t>
             </w:r>
             <w:proofErr w:type="spellEnd"/>
             <w:r>
@@ -1430,12 +1767,21 @@
               <w:t>${</w:t>
             </w:r>
             <w:proofErr w:type="spellStart"/>
-            <w:r>
-              <w:rPr>
-                <w:sz w:val="16"/>
-                <w:szCs w:val="16"/>
-              </w:rPr>
-              <w:t>order.invoice_number</w:t>
+            <w:proofErr w:type="gramStart"/>
+            <w:r>
+              <w:rPr>
+                <w:sz w:val="16"/>
+                <w:szCs w:val="16"/>
+              </w:rPr>
+              <w:t>order.invoice</w:t>
+            </w:r>
+            <w:proofErr w:type="gramEnd"/>
+            <w:r>
+              <w:rPr>
+                <w:sz w:val="16"/>
+                <w:szCs w:val="16"/>
+              </w:rPr>
+              <w:t>_number</w:t>
             </w:r>
             <w:proofErr w:type="spellEnd"/>
             <w:r>
@@ -1700,14 +2046,7 @@
                 <w:sz w:val="16"/>
                 <w:szCs w:val="16"/>
               </w:rPr>
-              <w:t xml:space="preserve">8.1. </w:t>
-            </w:r>
-            <w:r>
-              <w:rPr>
-                <w:sz w:val="16"/>
-                <w:szCs w:val="16"/>
-              </w:rPr>
-              <w:t xml:space="preserve">Требования к ТС </w:t>
+              <w:t xml:space="preserve">8.1. Требования к ТС </w:t>
             </w:r>
           </w:p>
         </w:tc>
@@ -1830,14 +2169,7 @@
                 <w:sz w:val="16"/>
                 <w:szCs w:val="16"/>
               </w:rPr>
-              <w:t xml:space="preserve">8.2. </w:t>
-            </w:r>
-            <w:r>
-              <w:rPr>
-                <w:sz w:val="16"/>
-                <w:szCs w:val="16"/>
-              </w:rPr>
-              <w:t>Класс опасности</w:t>
+              <w:t>8.2. Класс опасности</w:t>
             </w:r>
           </w:p>
         </w:tc>
@@ -2143,7 +2475,7 @@
                 <w:sz w:val="16"/>
                 <w:szCs w:val="16"/>
               </w:rPr>
-              <w:t>1</w:t>
+              <w:t>9</w:t>
             </w:r>
           </w:p>
         </w:tc>
@@ -2251,7 +2583,7 @@
                 <w:sz w:val="16"/>
                 <w:szCs w:val="16"/>
               </w:rPr>
-              <w:t>2</w:t>
+              <w:t>10</w:t>
             </w:r>
           </w:p>
         </w:tc>
@@ -2357,7 +2689,7 @@
                 <w:sz w:val="16"/>
                 <w:szCs w:val="16"/>
               </w:rPr>
-              <w:t>3</w:t>
+              <w:t>11</w:t>
             </w:r>
           </w:p>
         </w:tc>
@@ -2481,7 +2813,7 @@
                 <w:sz w:val="16"/>
                 <w:szCs w:val="16"/>
               </w:rPr>
-              <w:t>4</w:t>
+              <w:t>12</w:t>
             </w:r>
           </w:p>
         </w:tc>
@@ -2587,7 +2919,7 @@
                 <w:sz w:val="16"/>
                 <w:szCs w:val="16"/>
               </w:rPr>
-              <w:t>5</w:t>
+              <w:t>13</w:t>
             </w:r>
           </w:p>
         </w:tc>
@@ -2691,7 +3023,7 @@
                 <w:sz w:val="16"/>
                 <w:szCs w:val="16"/>
               </w:rPr>
-              <w:t>6</w:t>
+              <w:t>14</w:t>
             </w:r>
           </w:p>
         </w:tc>
@@ -2822,12 +3154,20 @@
                 <w:szCs w:val="16"/>
               </w:rPr>
             </w:pPr>
+            <w:bookmarkStart w:id="1" w:name="_Hlk230986395"/>
             <w:r>
               <w:rPr>
                 <w:sz w:val="16"/>
                 <w:szCs w:val="16"/>
               </w:rPr>
               <w:t>1</w:t>
+            </w:r>
+            <w:r>
+              <w:rPr>
+                <w:sz w:val="16"/>
+                <w:szCs w:val="16"/>
+              </w:rPr>
+              <w:t>5</w:t>
             </w:r>
           </w:p>
         </w:tc>
@@ -2939,7 +3279,7 @@
                 <w:sz w:val="16"/>
                 <w:szCs w:val="16"/>
               </w:rPr>
-              <w:t>2</w:t>
+              <w:t>16</w:t>
             </w:r>
           </w:p>
         </w:tc>
@@ -3305,7 +3645,7 @@
                 <w:sz w:val="16"/>
                 <w:szCs w:val="16"/>
               </w:rPr>
-              <w:t>3</w:t>
+              <w:t>17</w:t>
             </w:r>
           </w:p>
         </w:tc>
@@ -3413,7 +3753,7 @@
                 <w:sz w:val="16"/>
                 <w:szCs w:val="16"/>
               </w:rPr>
-              <w:t>4</w:t>
+              <w:t>18</w:t>
             </w:r>
           </w:p>
         </w:tc>
@@ -3521,7 +3861,7 @@
                 <w:sz w:val="16"/>
                 <w:szCs w:val="16"/>
               </w:rPr>
-              <w:t>5</w:t>
+              <w:t>19</w:t>
             </w:r>
           </w:p>
         </w:tc>
@@ -3602,6 +3942,7 @@
         </w:tc>
       </w:tr>
     </w:tbl>
+    <w:bookmarkEnd w:id="1"/>
     <w:p>
       <w:pPr>
         <w:pStyle w:val="a9"/>
@@ -3661,7 +4002,14 @@
                 <w:sz w:val="16"/>
                 <w:szCs w:val="16"/>
               </w:rPr>
-              <w:t>1</w:t>
+              <w:t>2</w:t>
+            </w:r>
+            <w:r>
+              <w:rPr>
+                <w:sz w:val="16"/>
+                <w:szCs w:val="16"/>
+              </w:rPr>
+              <w:t>0</w:t>
             </w:r>
           </w:p>
         </w:tc>
@@ -3841,7 +4189,7 @@
                 <w:sz w:val="16"/>
                 <w:szCs w:val="16"/>
               </w:rPr>
-              <w:t>2</w:t>
+              <w:t>21</w:t>
             </w:r>
           </w:p>
         </w:tc>
@@ -3946,7 +4294,7 @@
                 <w:sz w:val="16"/>
                 <w:szCs w:val="16"/>
               </w:rPr>
-              <w:t>3</w:t>
+              <w:t>22</w:t>
             </w:r>
           </w:p>
         </w:tc>
@@ -4015,15 +4363,7 @@
                 <w:szCs w:val="16"/>
                 <w:lang w:val="en-US"/>
               </w:rPr>
-              <w:t>cp</w:t>
-            </w:r>
-            <w:r>
-              <w:rPr>
-                <w:sz w:val="16"/>
-                <w:szCs w:val="16"/>
-                <w:lang w:val="en-US"/>
-              </w:rPr>
-              <w:t>_stavka</w:t>
+              <w:t>cp_stavka</w:t>
             </w:r>
             <w:proofErr w:type="spellEnd"/>
             <w:r>
@@ -4041,15 +4381,7 @@
                 <w:szCs w:val="16"/>
                 <w:lang w:val="en-US"/>
               </w:rPr>
-              <w:t>cp</w:t>
-            </w:r>
-            <w:r>
-              <w:rPr>
-                <w:sz w:val="16"/>
-                <w:szCs w:val="16"/>
-                <w:lang w:val="en-US"/>
-              </w:rPr>
-              <w:t>_</w:t>
+              <w:t>cp_</w:t>
             </w:r>
             <w:r>
               <w:rPr>
@@ -4097,7 +4429,7 @@
                 <w:sz w:val="16"/>
                 <w:szCs w:val="16"/>
               </w:rPr>
-              <w:t>4</w:t>
+              <w:t>23</w:t>
             </w:r>
           </w:p>
         </w:tc>
@@ -4164,15 +4496,7 @@
                 <w:szCs w:val="16"/>
                 <w:lang w:val="en-US"/>
               </w:rPr>
-              <w:t>cp</w:t>
-            </w:r>
-            <w:r>
-              <w:rPr>
-                <w:sz w:val="16"/>
-                <w:szCs w:val="16"/>
-                <w:lang w:val="en-US"/>
-              </w:rPr>
-              <w:t>_</w:t>
+              <w:t>cp_</w:t>
             </w:r>
             <w:r>
               <w:rPr>
@@ -4236,7 +4560,7 @@
                 <w:sz w:val="16"/>
                 <w:szCs w:val="16"/>
               </w:rPr>
-              <w:t>5</w:t>
+              <w:t>24</w:t>
             </w:r>
           </w:p>
         </w:tc>
@@ -4422,7 +4746,7 @@
                 <w:sz w:val="16"/>
                 <w:szCs w:val="16"/>
               </w:rPr>
-              <w:t>6</w:t>
+              <w:t>25</w:t>
             </w:r>
           </w:p>
         </w:tc>
@@ -5194,7 +5518,6 @@
               <w:rPr>
                 <w:sz w:val="16"/>
                 <w:szCs w:val="16"/>
-                <w:lang w:val="en-US"/>
               </w:rPr>
             </w:pPr>
             <w:r>
@@ -5208,7 +5531,6 @@
               <w:rPr>
                 <w:sz w:val="16"/>
                 <w:szCs w:val="16"/>
-                <w:lang w:val="en-US"/>
               </w:rPr>
               <w:t xml:space="preserve">. </w:t>
             </w:r>
@@ -5223,10 +5545,24 @@
               <w:rPr>
                 <w:sz w:val="16"/>
                 <w:szCs w:val="16"/>
-                <w:lang w:val="en-US"/>
               </w:rPr>
               <w:t>: ${</w:t>
             </w:r>
+            <w:r>
+              <w:rPr>
+                <w:sz w:val="16"/>
+                <w:szCs w:val="16"/>
+                <w:lang w:val="en-US"/>
+              </w:rPr>
+              <w:t>cp</w:t>
+            </w:r>
+            <w:r>
+              <w:rPr>
+                <w:sz w:val="16"/>
+                <w:szCs w:val="16"/>
+              </w:rPr>
+              <w:t>_</w:t>
+            </w:r>
             <w:proofErr w:type="spellStart"/>
             <w:r>
               <w:rPr>
@@ -5234,22 +5570,28 @@
                 <w:szCs w:val="16"/>
                 <w:lang w:val="en-US"/>
               </w:rPr>
-              <w:t>cp</w:t>
-            </w:r>
-            <w:r>
-              <w:rPr>
-                <w:sz w:val="16"/>
-                <w:szCs w:val="16"/>
-                <w:lang w:val="en-US"/>
-              </w:rPr>
-              <w:t>_pocht_address</w:t>
+              <w:t>pocht</w:t>
             </w:r>
             <w:proofErr w:type="spellEnd"/>
             <w:r>
               <w:rPr>
                 <w:sz w:val="16"/>
                 <w:szCs w:val="16"/>
-                <w:lang w:val="en-US"/>
+              </w:rPr>
+              <w:t>_</w:t>
+            </w:r>
+            <w:r>
+              <w:rPr>
+                <w:sz w:val="16"/>
+                <w:szCs w:val="16"/>
+                <w:lang w:val="en-US"/>
+              </w:rPr>
+              <w:t>address</w:t>
+            </w:r>
+            <w:r>
+              <w:rPr>
+                <w:sz w:val="16"/>
+                <w:szCs w:val="16"/>
               </w:rPr>
               <w:t>}</w:t>
             </w:r>
@@ -5272,7 +5614,6 @@
               <w:rPr>
                 <w:sz w:val="16"/>
                 <w:szCs w:val="16"/>
-                <w:lang w:val="en-US"/>
               </w:rPr>
             </w:pPr>
             <w:r>
@@ -5286,7 +5627,6 @@
               <w:rPr>
                 <w:sz w:val="16"/>
                 <w:szCs w:val="16"/>
-                <w:lang w:val="en-US"/>
               </w:rPr>
               <w:t xml:space="preserve">. </w:t>
             </w:r>
@@ -5301,7 +5641,6 @@
               <w:rPr>
                 <w:sz w:val="16"/>
                 <w:szCs w:val="16"/>
-                <w:lang w:val="en-US"/>
               </w:rPr>
               <w:t>: ${</w:t>
             </w:r>
@@ -5312,14 +5651,45 @@
                 <w:szCs w:val="16"/>
                 <w:lang w:val="en-US"/>
               </w:rPr>
-              <w:t>lp_pocht_address</w:t>
+              <w:t>lp</w:t>
             </w:r>
             <w:proofErr w:type="spellEnd"/>
             <w:r>
               <w:rPr>
                 <w:sz w:val="16"/>
                 <w:szCs w:val="16"/>
-                <w:lang w:val="en-US"/>
+              </w:rPr>
+              <w:t>_</w:t>
+            </w:r>
+            <w:proofErr w:type="spellStart"/>
+            <w:r>
+              <w:rPr>
+                <w:sz w:val="16"/>
+                <w:szCs w:val="16"/>
+                <w:lang w:val="en-US"/>
+              </w:rPr>
+              <w:t>pocht</w:t>
+            </w:r>
+            <w:proofErr w:type="spellEnd"/>
+            <w:r>
+              <w:rPr>
+                <w:sz w:val="16"/>
+                <w:szCs w:val="16"/>
+              </w:rPr>
+              <w:t>_</w:t>
+            </w:r>
+            <w:r>
+              <w:rPr>
+                <w:sz w:val="16"/>
+                <w:szCs w:val="16"/>
+                <w:lang w:val="en-US"/>
+              </w:rPr>
+              <w:t>address</w:t>
+            </w:r>
+            <w:r>
+              <w:rPr>
+                <w:sz w:val="16"/>
+                <w:szCs w:val="16"/>
               </w:rPr>
               <w:t>}</w:t>
             </w:r>
@@ -6840,7 +7210,16 @@
                 <w:szCs w:val="16"/>
                 <w:lang w:val="en-US"/>
               </w:rPr>
-              <w:t>lp_ceo_title</w:t>
+              <w:t>lp_ceo_</w:t>
+            </w:r>
+            <w:proofErr w:type="gramStart"/>
+            <w:r>
+              <w:rPr>
+                <w:sz w:val="16"/>
+                <w:szCs w:val="16"/>
+                <w:lang w:val="en-US"/>
+              </w:rPr>
+              <w:t>title</w:t>
             </w:r>
             <w:proofErr w:type="spellEnd"/>
             <w:r>
@@ -6849,8 +7228,9 @@
                 <w:szCs w:val="16"/>
                 <w:lang w:val="en-US"/>
               </w:rPr>
-              <w:t xml:space="preserve">}               </w:t>
-            </w:r>
+              <w:t xml:space="preserve">}   </w:t>
+            </w:r>
+            <w:proofErr w:type="gramEnd"/>
             <w:r>
               <w:rPr>
                 <w:sz w:val="16"/>
@@ -6858,7 +7238,7 @@
                 <w:u w:val="single"/>
                 <w:lang w:val="en-US"/>
               </w:rPr>
-              <w:t xml:space="preserve"> ${</w:t>
+              <w:t>${</w:t>
             </w:r>
             <w:proofErr w:type="spellStart"/>
             <w:r>
@@ -6886,7 +7266,7 @@
                 <w:szCs w:val="16"/>
                 <w:lang w:val="en-US"/>
               </w:rPr>
-              <w:t xml:space="preserve">                            /${</w:t>
+              <w:t xml:space="preserve">       /${</w:t>
             </w:r>
             <w:proofErr w:type="spellStart"/>
             <w:r>
@@ -6939,7 +7319,7 @@
                 <w:szCs w:val="16"/>
                 <w:lang w:val="en-US"/>
               </w:rPr>
-              <w:t xml:space="preserve">                                      </w:t>
+              <w:t xml:space="preserve">                              </w:t>
             </w:r>
             <w:r>
               <w:rPr>
@@ -6969,7 +7349,23 @@
                 <w:szCs w:val="16"/>
                 <w:lang w:val="en-US"/>
               </w:rPr>
-              <w:t>. ${</w:t>
+              <w:t>.</w:t>
+            </w:r>
+            <w:r>
+              <w:rPr>
+                <w:sz w:val="16"/>
+                <w:szCs w:val="16"/>
+                <w:lang w:val="en-US"/>
+              </w:rPr>
+              <w:t xml:space="preserve"> </w:t>
+            </w:r>
+            <w:r>
+              <w:rPr>
+                <w:sz w:val="16"/>
+                <w:szCs w:val="16"/>
+                <w:lang w:val="en-US"/>
+              </w:rPr>
+              <w:t>${</w:t>
             </w:r>
             <w:proofErr w:type="spellStart"/>
             <w:r>
@@ -7006,7 +7402,7 @@
     <w:sectPr>
       <w:headerReference w:type="default" r:id="rId7"/>
       <w:pgSz w:w="11906" w:h="16838"/>
-      <w:pgMar w:top="901" w:right="850" w:bottom="426" w:left="709" w:header="113" w:footer="567" w:gutter="0"/>
+      <w:pgMar w:top="901" w:right="566" w:bottom="426" w:left="709" w:header="113" w:footer="567" w:gutter="0"/>
       <w:cols w:space="708"/>
       <w:docGrid w:linePitch="360"/>
     </w:sectPr>
@@ -7074,7 +7470,7 @@
           <wp:extent cx="1460311" cy="486770"/>
           <wp:effectExtent l="0" t="0" r="6985" b="0"/>
           <wp:wrapNone/>
-          <wp:docPr id="21" name="Рисунок 21"/>
+          <wp:docPr id="3" name="Рисунок 3"/>
           <wp:cNvGraphicFramePr>
             <a:graphicFrameLocks xmlns:a="http://schemas.openxmlformats.org/drawingml/2006/main" noChangeAspect="1"/>
           </wp:cNvGraphicFramePr>
@@ -7660,7 +8056,6 @@
   <w:style w:type="character" w:default="1" w:styleId="a0">
     <w:name w:val="Default Paragraph Font"/>
     <w:uiPriority w:val="1"/>
-    <w:semiHidden/>
     <w:unhideWhenUsed/>
   </w:style>
   <w:style w:type="table" w:default="1" w:styleId="a1">

--- a/public/change/Заявка с заказчиком ВЭД.docx
+++ b/public/change/Заявка с заказчиком ВЭД.docx
@@ -25,57 +25,7 @@
           <w:sz w:val="20"/>
           <w:szCs w:val="20"/>
         </w:rPr>
-        <w:t>Настоящая Заявка является поручением Экспедитору в соответствии с Договором транспортной экспедиции (публичная оферта), размещенным по адресу: [ваш-</w:t>
-      </w:r>
-      <w:proofErr w:type="spellStart"/>
-      <w:proofErr w:type="gramStart"/>
-      <w:r>
-        <w:rPr>
-          <w:b/>
-          <w:bCs/>
-          <w:i/>
-          <w:iCs/>
-          <w:sz w:val="20"/>
-          <w:szCs w:val="20"/>
-        </w:rPr>
-        <w:t>сайт.рф</w:t>
-      </w:r>
-      <w:proofErr w:type="spellEnd"/>
-      <w:proofErr w:type="gramEnd"/>
-      <w:r>
-        <w:rPr>
-          <w:b/>
-          <w:bCs/>
-          <w:i/>
-          <w:iCs/>
-          <w:sz w:val="20"/>
-          <w:szCs w:val="20"/>
-        </w:rPr>
-        <w:t>/</w:t>
-      </w:r>
-      <w:proofErr w:type="spellStart"/>
-      <w:r>
-        <w:rPr>
-          <w:b/>
-          <w:bCs/>
-          <w:i/>
-          <w:iCs/>
-          <w:sz w:val="20"/>
-          <w:szCs w:val="20"/>
-        </w:rPr>
-        <w:t>oferta-klient</w:t>
-      </w:r>
-      <w:proofErr w:type="spellEnd"/>
-      <w:r>
-        <w:rPr>
-          <w:b/>
-          <w:bCs/>
-          <w:i/>
-          <w:iCs/>
-          <w:sz w:val="20"/>
-          <w:szCs w:val="20"/>
-        </w:rPr>
-        <w:t xml:space="preserve">]. Акцептом Заявки со стороны </w:t>
+        <w:t xml:space="preserve">Настоящая Заявка является поручением Экспедитору в соответствии с Договором транспортной экспедиции (публичная оферта), размещенным по адресу: </w:t>
       </w:r>
       <w:r>
         <w:rPr>
@@ -86,7 +36,7 @@
           <w:sz w:val="20"/>
           <w:szCs w:val="20"/>
         </w:rPr>
-        <w:t>Заказчика</w:t>
+        <w:t>https://avtoaliyans.ru/</w:t>
       </w:r>
       <w:r>
         <w:rPr>
@@ -97,7 +47,7 @@
           <w:sz w:val="20"/>
           <w:szCs w:val="20"/>
         </w:rPr>
-        <w:t xml:space="preserve"> является направление подтверждения или </w:t>
+        <w:t>documents/sla/customer-offer.pdf</w:t>
       </w:r>
       <w:r>
         <w:rPr>
@@ -108,18 +58,7 @@
           <w:sz w:val="20"/>
           <w:szCs w:val="20"/>
         </w:rPr>
-        <w:t>оплата услуг Экспедитора</w:t>
-      </w:r>
-      <w:r>
-        <w:rPr>
-          <w:b/>
-          <w:bCs/>
-          <w:i/>
-          <w:iCs/>
-          <w:sz w:val="20"/>
-          <w:szCs w:val="20"/>
-        </w:rPr>
-        <w:t>.</w:t>
+        <w:t>. Акцептом Заявки со стороны Заказчика является направление подтверждения или оплата услуг Экспедитора.</w:t>
       </w:r>
     </w:p>
     <w:bookmarkEnd w:id="0"/>
@@ -210,7 +149,6 @@
               </w:rPr>
               <w:t>${</w:t>
             </w:r>
-            <w:proofErr w:type="spellStart"/>
             <w:r>
               <w:rPr>
                 <w:b/>
@@ -220,7 +158,6 @@
               </w:rPr>
               <w:t>nomer</w:t>
             </w:r>
-            <w:proofErr w:type="spellEnd"/>
             <w:r>
               <w:rPr>
                 <w:b/>
@@ -229,7 +166,6 @@
               </w:rPr>
               <w:t>_</w:t>
             </w:r>
-            <w:proofErr w:type="spellStart"/>
             <w:r>
               <w:rPr>
                 <w:b/>
@@ -239,7 +175,6 @@
               </w:rPr>
               <w:t>zayavki</w:t>
             </w:r>
-            <w:proofErr w:type="spellEnd"/>
             <w:r>
               <w:rPr>
                 <w:b/>
@@ -328,7 +263,6 @@
               </w:rPr>
               <w:t>_</w:t>
             </w:r>
-            <w:proofErr w:type="spellStart"/>
             <w:r>
               <w:rPr>
                 <w:b/>
@@ -338,7 +272,6 @@
               </w:rPr>
               <w:t>zakaza</w:t>
             </w:r>
-            <w:proofErr w:type="spellEnd"/>
             <w:r>
               <w:rPr>
                 <w:b/>
@@ -454,7 +387,6 @@
               </w:rPr>
               <w:t>${</w:t>
             </w:r>
-            <w:proofErr w:type="spellStart"/>
             <w:r>
               <w:rPr>
                 <w:b/>
@@ -465,7 +397,6 @@
               </w:rPr>
               <w:t>cp_nazv</w:t>
             </w:r>
-            <w:proofErr w:type="spellEnd"/>
             <w:r>
               <w:rPr>
                 <w:b/>
@@ -510,7 +441,6 @@
               </w:rPr>
               <w:t>${</w:t>
             </w:r>
-            <w:proofErr w:type="spellStart"/>
             <w:r>
               <w:rPr>
                 <w:b/>
@@ -521,7 +451,6 @@
               </w:rPr>
               <w:t>lp_nazv</w:t>
             </w:r>
-            <w:proofErr w:type="spellEnd"/>
             <w:r>
               <w:rPr>
                 <w:b/>
@@ -571,7 +500,6 @@
               </w:rPr>
               <w:t>${</w:t>
             </w:r>
-            <w:proofErr w:type="spellStart"/>
             <w:r>
               <w:rPr>
                 <w:b/>
@@ -590,45 +518,44 @@
                 <w:szCs w:val="20"/>
                 <w:lang w:val="en-US"/>
               </w:rPr>
-              <w:t>manager</w:t>
-            </w:r>
-            <w:proofErr w:type="spellEnd"/>
-            <w:r>
+              <w:t>manager}</w:t>
+            </w:r>
+          </w:p>
+        </w:tc>
+        <w:tc>
+          <w:tcPr>
+            <w:tcW w:w="2646" w:type="dxa"/>
+            <w:gridSpan w:val="2"/>
+            <w:tcBorders>
+              <w:top w:val="single" w:sz="4" w:space="0" w:color="000000"/>
+              <w:left w:val="single" w:sz="4" w:space="0" w:color="000000"/>
+              <w:bottom w:val="single" w:sz="4" w:space="0" w:color="000000"/>
+              <w:right w:val="single" w:sz="4" w:space="0" w:color="000000"/>
+            </w:tcBorders>
+            <w:vAlign w:val="center"/>
+            <w:hideMark/>
+          </w:tcPr>
+          <w:p>
+            <w:pPr>
+              <w:pStyle w:val="a9"/>
+              <w:jc w:val="center"/>
               <w:rPr>
                 <w:b/>
                 <w:bCs/>
                 <w:sz w:val="20"/>
                 <w:szCs w:val="20"/>
-                <w:lang w:val="en-US"/>
-              </w:rPr>
-              <w:t>}</w:t>
-            </w:r>
-          </w:p>
-        </w:tc>
-        <w:tc>
-          <w:tcPr>
-            <w:tcW w:w="2646" w:type="dxa"/>
-            <w:gridSpan w:val="2"/>
-            <w:tcBorders>
-              <w:top w:val="single" w:sz="4" w:space="0" w:color="000000"/>
-              <w:left w:val="single" w:sz="4" w:space="0" w:color="000000"/>
-              <w:bottom w:val="single" w:sz="4" w:space="0" w:color="000000"/>
-              <w:right w:val="single" w:sz="4" w:space="0" w:color="000000"/>
-            </w:tcBorders>
-            <w:vAlign w:val="center"/>
-            <w:hideMark/>
-          </w:tcPr>
-          <w:p>
-            <w:pPr>
-              <w:pStyle w:val="a9"/>
-              <w:jc w:val="center"/>
+              </w:rPr>
+            </w:pPr>
+            <w:r>
               <w:rPr>
                 <w:b/>
                 <w:bCs/>
                 <w:sz w:val="20"/>
                 <w:szCs w:val="20"/>
-              </w:rPr>
-            </w:pPr>
+                <w:lang w:val="en-US"/>
+              </w:rPr>
+              <w:t>${</w:t>
+            </w:r>
             <w:r>
               <w:rPr>
                 <w:b/>
@@ -637,9 +564,8 @@
                 <w:szCs w:val="20"/>
                 <w:lang w:val="en-US"/>
               </w:rPr>
-              <w:t>${</w:t>
-            </w:r>
-            <w:proofErr w:type="spellStart"/>
+              <w:t>cp_</w:t>
+            </w:r>
             <w:r>
               <w:rPr>
                 <w:b/>
@@ -648,8 +574,32 @@
                 <w:szCs w:val="20"/>
                 <w:lang w:val="en-US"/>
               </w:rPr>
-              <w:t>cp_</w:t>
-            </w:r>
+              <w:t>manager_tel}</w:t>
+            </w:r>
+          </w:p>
+        </w:tc>
+        <w:tc>
+          <w:tcPr>
+            <w:tcW w:w="2713" w:type="dxa"/>
+            <w:gridSpan w:val="2"/>
+            <w:tcBorders>
+              <w:top w:val="single" w:sz="4" w:space="0" w:color="000000"/>
+              <w:left w:val="single" w:sz="4" w:space="0" w:color="000000"/>
+              <w:bottom w:val="single" w:sz="4" w:space="0" w:color="000000"/>
+              <w:right w:val="single" w:sz="4" w:space="0" w:color="000000"/>
+            </w:tcBorders>
+            <w:vAlign w:val="center"/>
+            <w:hideMark/>
+          </w:tcPr>
+          <w:p>
+            <w:pPr>
+              <w:pStyle w:val="a9"/>
+              <w:jc w:val="center"/>
+              <w:rPr>
+                <w:sz w:val="20"/>
+                <w:szCs w:val="20"/>
+              </w:rPr>
+            </w:pPr>
             <w:r>
               <w:rPr>
                 <w:b/>
@@ -658,9 +608,8 @@
                 <w:szCs w:val="20"/>
                 <w:lang w:val="en-US"/>
               </w:rPr>
-              <w:t>manager_tel</w:t>
-            </w:r>
-            <w:proofErr w:type="spellEnd"/>
+              <w:t>${</w:t>
+            </w:r>
             <w:r>
               <w:rPr>
                 <w:b/>
@@ -669,32 +618,8 @@
                 <w:szCs w:val="20"/>
                 <w:lang w:val="en-US"/>
               </w:rPr>
-              <w:t>}</w:t>
-            </w:r>
-          </w:p>
-        </w:tc>
-        <w:tc>
-          <w:tcPr>
-            <w:tcW w:w="2713" w:type="dxa"/>
-            <w:gridSpan w:val="2"/>
-            <w:tcBorders>
-              <w:top w:val="single" w:sz="4" w:space="0" w:color="000000"/>
-              <w:left w:val="single" w:sz="4" w:space="0" w:color="000000"/>
-              <w:bottom w:val="single" w:sz="4" w:space="0" w:color="000000"/>
-              <w:right w:val="single" w:sz="4" w:space="0" w:color="000000"/>
-            </w:tcBorders>
-            <w:vAlign w:val="center"/>
-            <w:hideMark/>
-          </w:tcPr>
-          <w:p>
-            <w:pPr>
-              <w:pStyle w:val="a9"/>
-              <w:jc w:val="center"/>
-              <w:rPr>
-                <w:sz w:val="20"/>
-                <w:szCs w:val="20"/>
-              </w:rPr>
-            </w:pPr>
+              <w:t>lp_</w:t>
+            </w:r>
             <w:r>
               <w:rPr>
                 <w:b/>
@@ -703,9 +628,32 @@
                 <w:szCs w:val="20"/>
                 <w:lang w:val="en-US"/>
               </w:rPr>
-              <w:t>${</w:t>
-            </w:r>
-            <w:proofErr w:type="spellStart"/>
+              <w:t>manager}</w:t>
+            </w:r>
+          </w:p>
+        </w:tc>
+        <w:tc>
+          <w:tcPr>
+            <w:tcW w:w="2839" w:type="dxa"/>
+            <w:gridSpan w:val="2"/>
+            <w:tcBorders>
+              <w:top w:val="single" w:sz="4" w:space="0" w:color="000000"/>
+              <w:left w:val="single" w:sz="4" w:space="0" w:color="000000"/>
+              <w:bottom w:val="single" w:sz="4" w:space="0" w:color="000000"/>
+              <w:right w:val="single" w:sz="4" w:space="0" w:color="000000"/>
+            </w:tcBorders>
+            <w:vAlign w:val="center"/>
+            <w:hideMark/>
+          </w:tcPr>
+          <w:p>
+            <w:pPr>
+              <w:pStyle w:val="a9"/>
+              <w:jc w:val="center"/>
+              <w:rPr>
+                <w:sz w:val="20"/>
+                <w:szCs w:val="20"/>
+              </w:rPr>
+            </w:pPr>
             <w:r>
               <w:rPr>
                 <w:b/>
@@ -714,7 +662,7 @@
                 <w:szCs w:val="20"/>
                 <w:lang w:val="en-US"/>
               </w:rPr>
-              <w:t>lp_</w:t>
+              <w:t>${</w:t>
             </w:r>
             <w:r>
               <w:rPr>
@@ -724,9 +672,8 @@
                 <w:szCs w:val="20"/>
                 <w:lang w:val="en-US"/>
               </w:rPr>
-              <w:t>manager</w:t>
-            </w:r>
-            <w:proofErr w:type="spellEnd"/>
+              <w:t>lp_</w:t>
+            </w:r>
             <w:r>
               <w:rPr>
                 <w:b/>
@@ -735,73 +682,7 @@
                 <w:szCs w:val="20"/>
                 <w:lang w:val="en-US"/>
               </w:rPr>
-              <w:t>}</w:t>
-            </w:r>
-          </w:p>
-        </w:tc>
-        <w:tc>
-          <w:tcPr>
-            <w:tcW w:w="2839" w:type="dxa"/>
-            <w:gridSpan w:val="2"/>
-            <w:tcBorders>
-              <w:top w:val="single" w:sz="4" w:space="0" w:color="000000"/>
-              <w:left w:val="single" w:sz="4" w:space="0" w:color="000000"/>
-              <w:bottom w:val="single" w:sz="4" w:space="0" w:color="000000"/>
-              <w:right w:val="single" w:sz="4" w:space="0" w:color="000000"/>
-            </w:tcBorders>
-            <w:vAlign w:val="center"/>
-            <w:hideMark/>
-          </w:tcPr>
-          <w:p>
-            <w:pPr>
-              <w:pStyle w:val="a9"/>
-              <w:jc w:val="center"/>
-              <w:rPr>
-                <w:sz w:val="20"/>
-                <w:szCs w:val="20"/>
-              </w:rPr>
-            </w:pPr>
-            <w:r>
-              <w:rPr>
-                <w:b/>
-                <w:bCs/>
-                <w:sz w:val="20"/>
-                <w:szCs w:val="20"/>
-                <w:lang w:val="en-US"/>
-              </w:rPr>
-              <w:t>${</w:t>
-            </w:r>
-            <w:proofErr w:type="spellStart"/>
-            <w:r>
-              <w:rPr>
-                <w:b/>
-                <w:bCs/>
-                <w:sz w:val="20"/>
-                <w:szCs w:val="20"/>
-                <w:lang w:val="en-US"/>
-              </w:rPr>
-              <w:t>lp_</w:t>
-            </w:r>
-            <w:r>
-              <w:rPr>
-                <w:b/>
-                <w:bCs/>
-                <w:sz w:val="20"/>
-                <w:szCs w:val="20"/>
-                <w:lang w:val="en-US"/>
-              </w:rPr>
-              <w:t>manager_tel</w:t>
-            </w:r>
-            <w:proofErr w:type="spellEnd"/>
-            <w:r>
-              <w:rPr>
-                <w:b/>
-                <w:bCs/>
-                <w:sz w:val="20"/>
-                <w:szCs w:val="20"/>
-                <w:lang w:val="en-US"/>
-              </w:rPr>
-              <w:t>}</w:t>
+              <w:t>manager_tel}</w:t>
             </w:r>
           </w:p>
         </w:tc>
@@ -1054,23 +935,7 @@
                 <w:sz w:val="16"/>
                 <w:szCs w:val="16"/>
               </w:rPr>
-              <w:t>${</w:t>
-            </w:r>
-            <w:proofErr w:type="spellStart"/>
-            <w:r>
-              <w:rPr>
-                <w:sz w:val="16"/>
-                <w:szCs w:val="16"/>
-              </w:rPr>
-              <w:t>cargo_row_name</w:t>
-            </w:r>
-            <w:proofErr w:type="spellEnd"/>
-            <w:r>
-              <w:rPr>
-                <w:sz w:val="16"/>
-                <w:szCs w:val="16"/>
-              </w:rPr>
-              <w:t>}</w:t>
+              <w:t>${cargo_row_name}</w:t>
             </w:r>
           </w:p>
         </w:tc>
@@ -1098,23 +963,7 @@
                 <w:sz w:val="16"/>
                 <w:szCs w:val="16"/>
               </w:rPr>
-              <w:t>${</w:t>
-            </w:r>
-            <w:proofErr w:type="spellStart"/>
-            <w:r>
-              <w:rPr>
-                <w:sz w:val="16"/>
-                <w:szCs w:val="16"/>
-              </w:rPr>
-              <w:t>cargo_row_packages</w:t>
-            </w:r>
-            <w:proofErr w:type="spellEnd"/>
-            <w:r>
-              <w:rPr>
-                <w:sz w:val="16"/>
-                <w:szCs w:val="16"/>
-              </w:rPr>
-              <w:t>}</w:t>
+              <w:t>${cargo_row_packages}</w:t>
             </w:r>
           </w:p>
         </w:tc>
@@ -1144,23 +993,7 @@
                 <w:sz w:val="16"/>
                 <w:szCs w:val="16"/>
               </w:rPr>
-              <w:t>${</w:t>
-            </w:r>
-            <w:proofErr w:type="spellStart"/>
-            <w:r>
-              <w:rPr>
-                <w:sz w:val="16"/>
-                <w:szCs w:val="16"/>
-              </w:rPr>
-              <w:t>cargo_row_weight</w:t>
-            </w:r>
-            <w:proofErr w:type="spellEnd"/>
-            <w:r>
-              <w:rPr>
-                <w:sz w:val="16"/>
-                <w:szCs w:val="16"/>
-              </w:rPr>
-              <w:t>}</w:t>
+              <w:t>${cargo_row_weight}</w:t>
             </w:r>
           </w:p>
         </w:tc>
@@ -1190,23 +1023,7 @@
                 <w:sz w:val="16"/>
                 <w:szCs w:val="16"/>
               </w:rPr>
-              <w:t>${</w:t>
-            </w:r>
-            <w:proofErr w:type="spellStart"/>
-            <w:r>
-              <w:rPr>
-                <w:sz w:val="16"/>
-                <w:szCs w:val="16"/>
-              </w:rPr>
-              <w:t>cargo_row_dimensions</w:t>
-            </w:r>
-            <w:proofErr w:type="spellEnd"/>
-            <w:r>
-              <w:rPr>
-                <w:sz w:val="16"/>
-                <w:szCs w:val="16"/>
-              </w:rPr>
-              <w:t>}</w:t>
+              <w:t>${cargo_row_dimensions}</w:t>
             </w:r>
           </w:p>
         </w:tc>
@@ -1293,26 +1110,14 @@
               </w:rPr>
               <w:t>${</w:t>
             </w:r>
-            <w:proofErr w:type="spellStart"/>
-            <w:proofErr w:type="gramStart"/>
-            <w:r>
-              <w:rPr>
-                <w:sz w:val="16"/>
-                <w:szCs w:val="16"/>
-                <w:lang w:val="en-US"/>
-              </w:rPr>
-              <w:t>cargo.total</w:t>
-            </w:r>
-            <w:proofErr w:type="gramEnd"/>
-            <w:r>
-              <w:rPr>
-                <w:sz w:val="16"/>
-                <w:szCs w:val="16"/>
-                <w:lang w:val="en-US"/>
-              </w:rPr>
-              <w:t>_packages</w:t>
-            </w:r>
-            <w:proofErr w:type="spellEnd"/>
+            <w:r>
+              <w:rPr>
+                <w:sz w:val="16"/>
+                <w:szCs w:val="16"/>
+                <w:lang w:val="en-US"/>
+              </w:rPr>
+              <w:t>cargo.total_packages</w:t>
+            </w:r>
             <w:r>
               <w:rPr>
                 <w:sz w:val="16"/>
@@ -1376,26 +1181,14 @@
               </w:rPr>
               <w:t>${</w:t>
             </w:r>
-            <w:proofErr w:type="spellStart"/>
-            <w:proofErr w:type="gramStart"/>
-            <w:r>
-              <w:rPr>
-                <w:sz w:val="16"/>
-                <w:szCs w:val="16"/>
-                <w:lang w:val="en-US"/>
-              </w:rPr>
-              <w:t>cargo.total</w:t>
-            </w:r>
-            <w:proofErr w:type="gramEnd"/>
-            <w:r>
-              <w:rPr>
-                <w:sz w:val="16"/>
-                <w:szCs w:val="16"/>
-                <w:lang w:val="en-US"/>
-              </w:rPr>
-              <w:t>_weight</w:t>
-            </w:r>
-            <w:proofErr w:type="spellEnd"/>
+            <w:r>
+              <w:rPr>
+                <w:sz w:val="16"/>
+                <w:szCs w:val="16"/>
+                <w:lang w:val="en-US"/>
+              </w:rPr>
+              <w:t>cargo.total_weight</w:t>
+            </w:r>
             <w:r>
               <w:rPr>
                 <w:sz w:val="16"/>
@@ -1554,23 +1347,7 @@
                 <w:sz w:val="16"/>
                 <w:szCs w:val="16"/>
               </w:rPr>
-              <w:t>${</w:t>
-            </w:r>
-            <w:proofErr w:type="spellStart"/>
-            <w:r>
-              <w:rPr>
-                <w:sz w:val="16"/>
-                <w:szCs w:val="16"/>
-              </w:rPr>
-              <w:t>cargo_declared_sum</w:t>
-            </w:r>
-            <w:proofErr w:type="spellEnd"/>
-            <w:r>
-              <w:rPr>
-                <w:sz w:val="16"/>
-                <w:szCs w:val="16"/>
-              </w:rPr>
-              <w:t>}</w:t>
+              <w:t>${cargo_declared_sum}</w:t>
             </w:r>
           </w:p>
         </w:tc>
@@ -1657,32 +1434,7 @@
                 <w:sz w:val="16"/>
                 <w:szCs w:val="16"/>
               </w:rPr>
-              <w:t>${</w:t>
-            </w:r>
-            <w:proofErr w:type="spellStart"/>
-            <w:proofErr w:type="gramStart"/>
-            <w:r>
-              <w:rPr>
-                <w:sz w:val="16"/>
-                <w:szCs w:val="16"/>
-              </w:rPr>
-              <w:t>cargo.hs</w:t>
-            </w:r>
-            <w:proofErr w:type="gramEnd"/>
-            <w:r>
-              <w:rPr>
-                <w:sz w:val="16"/>
-                <w:szCs w:val="16"/>
-              </w:rPr>
-              <w:t>_codes</w:t>
-            </w:r>
-            <w:proofErr w:type="spellEnd"/>
-            <w:r>
-              <w:rPr>
-                <w:sz w:val="16"/>
-                <w:szCs w:val="16"/>
-              </w:rPr>
-              <w:t>}</w:t>
+              <w:t>${cargo.hs_codes}</w:t>
             </w:r>
           </w:p>
         </w:tc>
@@ -1764,32 +1516,7 @@
                 <w:sz w:val="16"/>
                 <w:szCs w:val="16"/>
               </w:rPr>
-              <w:t>${</w:t>
-            </w:r>
-            <w:proofErr w:type="spellStart"/>
-            <w:proofErr w:type="gramStart"/>
-            <w:r>
-              <w:rPr>
-                <w:sz w:val="16"/>
-                <w:szCs w:val="16"/>
-              </w:rPr>
-              <w:t>order.invoice</w:t>
-            </w:r>
-            <w:proofErr w:type="gramEnd"/>
-            <w:r>
-              <w:rPr>
-                <w:sz w:val="16"/>
-                <w:szCs w:val="16"/>
-              </w:rPr>
-              <w:t>_number</w:t>
-            </w:r>
-            <w:proofErr w:type="spellEnd"/>
-            <w:r>
-              <w:rPr>
-                <w:sz w:val="16"/>
-                <w:szCs w:val="16"/>
-              </w:rPr>
-              <w:t>}</w:t>
+              <w:t>${order.invoice_number}</w:t>
             </w:r>
           </w:p>
         </w:tc>
@@ -1892,7 +1619,6 @@
               </w:rPr>
               <w:t>${</w:t>
             </w:r>
-            <w:proofErr w:type="spellStart"/>
             <w:r>
               <w:rPr>
                 <w:sz w:val="16"/>
@@ -1901,7 +1627,6 @@
               </w:rPr>
               <w:t>gorod</w:t>
             </w:r>
-            <w:proofErr w:type="spellEnd"/>
             <w:r>
               <w:rPr>
                 <w:sz w:val="16"/>
@@ -1909,7 +1634,6 @@
               </w:rPr>
               <w:t>_</w:t>
             </w:r>
-            <w:proofErr w:type="spellStart"/>
             <w:r>
               <w:rPr>
                 <w:sz w:val="16"/>
@@ -1918,7 +1642,6 @@
               </w:rPr>
               <w:t>zagruzki</w:t>
             </w:r>
-            <w:proofErr w:type="spellEnd"/>
             <w:r>
               <w:rPr>
                 <w:sz w:val="16"/>
@@ -1926,7 +1649,6 @@
               </w:rPr>
               <w:t>} – г. ${</w:t>
             </w:r>
-            <w:proofErr w:type="spellStart"/>
             <w:r>
               <w:rPr>
                 <w:sz w:val="16"/>
@@ -1935,7 +1657,6 @@
               </w:rPr>
               <w:t>gorod</w:t>
             </w:r>
-            <w:proofErr w:type="spellEnd"/>
             <w:r>
               <w:rPr>
                 <w:sz w:val="16"/>
@@ -1943,7 +1664,6 @@
               </w:rPr>
               <w:t>_</w:t>
             </w:r>
-            <w:proofErr w:type="spellStart"/>
             <w:r>
               <w:rPr>
                 <w:sz w:val="16"/>
@@ -1952,7 +1672,6 @@
               </w:rPr>
               <w:t>vygruzki</w:t>
             </w:r>
-            <w:proofErr w:type="spellEnd"/>
             <w:r>
               <w:rPr>
                 <w:sz w:val="16"/>
@@ -2076,25 +1795,7 @@
                 <w:szCs w:val="16"/>
                 <w:lang w:val="en-US"/>
               </w:rPr>
-              <w:t>${</w:t>
-            </w:r>
-            <w:proofErr w:type="spellStart"/>
-            <w:r>
-              <w:rPr>
-                <w:sz w:val="16"/>
-                <w:szCs w:val="16"/>
-                <w:lang w:val="en-US"/>
-              </w:rPr>
-              <w:t>tip_pritsepa</w:t>
-            </w:r>
-            <w:proofErr w:type="spellEnd"/>
-            <w:r>
-              <w:rPr>
-                <w:sz w:val="16"/>
-                <w:szCs w:val="16"/>
-                <w:lang w:val="en-US"/>
-              </w:rPr>
-              <w:t>}</w:t>
+              <w:t>${tip_pritsepa}</w:t>
             </w:r>
           </w:p>
         </w:tc>
@@ -2199,7 +1900,6 @@
               </w:rPr>
               <w:t>${</w:t>
             </w:r>
-            <w:proofErr w:type="spellStart"/>
             <w:r>
               <w:rPr>
                 <w:sz w:val="16"/>
@@ -2208,7 +1908,6 @@
               </w:rPr>
               <w:t>class_opasnosti</w:t>
             </w:r>
-            <w:proofErr w:type="spellEnd"/>
             <w:r>
               <w:rPr>
                 <w:sz w:val="16"/>
@@ -2534,25 +2233,7 @@
                 <w:szCs w:val="16"/>
                 <w:lang w:val="en-US"/>
               </w:rPr>
-              <w:t>${</w:t>
-            </w:r>
-            <w:proofErr w:type="spellStart"/>
-            <w:r>
-              <w:rPr>
-                <w:sz w:val="16"/>
-                <w:szCs w:val="16"/>
-                <w:lang w:val="en-US"/>
-              </w:rPr>
-              <w:t>gruzootpavitel</w:t>
-            </w:r>
-            <w:proofErr w:type="spellEnd"/>
-            <w:r>
-              <w:rPr>
-                <w:sz w:val="16"/>
-                <w:szCs w:val="16"/>
-                <w:lang w:val="en-US"/>
-              </w:rPr>
-              <w:t>}</w:t>
+              <w:t>${gruzootpavitel}</w:t>
             </w:r>
           </w:p>
         </w:tc>
@@ -2640,25 +2321,7 @@
                 <w:szCs w:val="16"/>
                 <w:lang w:val="en-US"/>
               </w:rPr>
-              <w:t>${</w:t>
-            </w:r>
-            <w:proofErr w:type="spellStart"/>
-            <w:r>
-              <w:rPr>
-                <w:sz w:val="16"/>
-                <w:szCs w:val="16"/>
-                <w:lang w:val="en-US"/>
-              </w:rPr>
-              <w:t>address_zagruzki</w:t>
-            </w:r>
-            <w:proofErr w:type="spellEnd"/>
-            <w:r>
-              <w:rPr>
-                <w:sz w:val="16"/>
-                <w:szCs w:val="16"/>
-                <w:lang w:val="en-US"/>
-              </w:rPr>
-              <w:t>}</w:t>
+              <w:t>${address_zagruzki}</w:t>
             </w:r>
           </w:p>
         </w:tc>
@@ -2746,43 +2409,7 @@
                 <w:szCs w:val="16"/>
                 <w:lang w:val="en-US"/>
               </w:rPr>
-              <w:t>${</w:t>
-            </w:r>
-            <w:proofErr w:type="spellStart"/>
-            <w:r>
-              <w:rPr>
-                <w:sz w:val="16"/>
-                <w:szCs w:val="16"/>
-                <w:lang w:val="en-US"/>
-              </w:rPr>
-              <w:t>data_zagruzki</w:t>
-            </w:r>
-            <w:proofErr w:type="spellEnd"/>
-            <w:r>
-              <w:rPr>
-                <w:sz w:val="16"/>
-                <w:szCs w:val="16"/>
-                <w:lang w:val="en-US"/>
-              </w:rPr>
-              <w:t>}, ${</w:t>
-            </w:r>
-            <w:proofErr w:type="spellStart"/>
-            <w:r>
-              <w:rPr>
-                <w:sz w:val="16"/>
-                <w:szCs w:val="16"/>
-                <w:lang w:val="en-US"/>
-              </w:rPr>
-              <w:t>vremya_zagruzki</w:t>
-            </w:r>
-            <w:proofErr w:type="spellEnd"/>
-            <w:r>
-              <w:rPr>
-                <w:sz w:val="16"/>
-                <w:szCs w:val="16"/>
-                <w:lang w:val="en-US"/>
-              </w:rPr>
-              <w:t>}</w:t>
+              <w:t>${data_zagruzki}, ${vremya_zagruzki}</w:t>
             </w:r>
           </w:p>
         </w:tc>
@@ -2870,25 +2497,7 @@
                 <w:szCs w:val="16"/>
                 <w:lang w:val="en-US"/>
               </w:rPr>
-              <w:t>${</w:t>
-            </w:r>
-            <w:proofErr w:type="spellStart"/>
-            <w:r>
-              <w:rPr>
-                <w:sz w:val="16"/>
-                <w:szCs w:val="16"/>
-                <w:lang w:val="en-US"/>
-              </w:rPr>
-              <w:t>kontakt_na_zagruzke</w:t>
-            </w:r>
-            <w:proofErr w:type="spellEnd"/>
-            <w:r>
-              <w:rPr>
-                <w:sz w:val="16"/>
-                <w:szCs w:val="16"/>
-                <w:lang w:val="en-US"/>
-              </w:rPr>
-              <w:t>}</w:t>
+              <w:t>${kontakt_na_zagruzke}</w:t>
             </w:r>
           </w:p>
         </w:tc>
@@ -2976,23 +2585,7 @@
                 <w:sz w:val="16"/>
                 <w:szCs w:val="16"/>
               </w:rPr>
-              <w:t>${</w:t>
-            </w:r>
-            <w:proofErr w:type="spellStart"/>
-            <w:r>
-              <w:rPr>
-                <w:sz w:val="16"/>
-                <w:szCs w:val="16"/>
-              </w:rPr>
-              <w:t>mesto_oformleniya_EX</w:t>
-            </w:r>
-            <w:proofErr w:type="spellEnd"/>
-            <w:r>
-              <w:rPr>
-                <w:sz w:val="16"/>
-                <w:szCs w:val="16"/>
-              </w:rPr>
-              <w:t>}</w:t>
+              <w:t>${mesto_oformleniya_EX}</w:t>
             </w:r>
           </w:p>
         </w:tc>
@@ -3081,7 +2674,6 @@
               </w:rPr>
               <w:t>${</w:t>
             </w:r>
-            <w:proofErr w:type="spellStart"/>
             <w:r>
               <w:rPr>
                 <w:sz w:val="16"/>
@@ -3090,7 +2682,6 @@
               </w:rPr>
               <w:t>osobye_uslovia_pogruzki</w:t>
             </w:r>
-            <w:proofErr w:type="spellEnd"/>
             <w:r>
               <w:rPr>
                 <w:sz w:val="16"/>
@@ -3226,25 +2817,7 @@
                 <w:szCs w:val="16"/>
                 <w:lang w:val="en-US"/>
               </w:rPr>
-              <w:t>${</w:t>
-            </w:r>
-            <w:proofErr w:type="spellStart"/>
-            <w:r>
-              <w:rPr>
-                <w:sz w:val="16"/>
-                <w:szCs w:val="16"/>
-                <w:lang w:val="en-US"/>
-              </w:rPr>
-              <w:t>gruzopoluchatel</w:t>
-            </w:r>
-            <w:proofErr w:type="spellEnd"/>
-            <w:r>
-              <w:rPr>
-                <w:sz w:val="16"/>
-                <w:szCs w:val="16"/>
-                <w:lang w:val="en-US"/>
-              </w:rPr>
-              <w:t>}</w:t>
+              <w:t>${gruzopoluchatel}</w:t>
             </w:r>
           </w:p>
         </w:tc>
@@ -3474,23 +3047,7 @@
                 <w:sz w:val="16"/>
                 <w:szCs w:val="16"/>
               </w:rPr>
-              <w:t>${</w:t>
-            </w:r>
-            <w:proofErr w:type="spellStart"/>
-            <w:r>
-              <w:rPr>
-                <w:sz w:val="16"/>
-                <w:szCs w:val="16"/>
-              </w:rPr>
-              <w:t>adres_SVH</w:t>
-            </w:r>
-            <w:proofErr w:type="spellEnd"/>
-            <w:r>
-              <w:rPr>
-                <w:sz w:val="16"/>
-                <w:szCs w:val="16"/>
-              </w:rPr>
-              <w:t>}</w:t>
+              <w:t>${adres_SVH}</w:t>
             </w:r>
           </w:p>
         </w:tc>
@@ -3598,23 +3155,7 @@
                 <w:sz w:val="16"/>
                 <w:szCs w:val="16"/>
               </w:rPr>
-              <w:t>${</w:t>
-            </w:r>
-            <w:proofErr w:type="spellStart"/>
-            <w:r>
-              <w:rPr>
-                <w:sz w:val="16"/>
-                <w:szCs w:val="16"/>
-              </w:rPr>
-              <w:t>kod_posta</w:t>
-            </w:r>
-            <w:proofErr w:type="spellEnd"/>
-            <w:r>
-              <w:rPr>
-                <w:sz w:val="16"/>
-                <w:szCs w:val="16"/>
-              </w:rPr>
-              <w:t>}</w:t>
+              <w:t>${kod_posta}</w:t>
             </w:r>
           </w:p>
         </w:tc>
@@ -3704,25 +3245,7 @@
                 <w:szCs w:val="16"/>
                 <w:lang w:val="en-US"/>
               </w:rPr>
-              <w:t>${</w:t>
-            </w:r>
-            <w:proofErr w:type="spellStart"/>
-            <w:r>
-              <w:rPr>
-                <w:sz w:val="16"/>
-                <w:szCs w:val="16"/>
-                <w:lang w:val="en-US"/>
-              </w:rPr>
-              <w:t>kontakt_na_vygruzke</w:t>
-            </w:r>
-            <w:proofErr w:type="spellEnd"/>
-            <w:r>
-              <w:rPr>
-                <w:sz w:val="16"/>
-                <w:szCs w:val="16"/>
-                <w:lang w:val="en-US"/>
-              </w:rPr>
-              <w:t>}</w:t>
+              <w:t>${kontakt_na_vygruzke}</w:t>
             </w:r>
           </w:p>
         </w:tc>
@@ -3812,25 +3335,7 @@
                 <w:szCs w:val="16"/>
                 <w:lang w:val="en-US"/>
               </w:rPr>
-              <w:t>${</w:t>
-            </w:r>
-            <w:proofErr w:type="spellStart"/>
-            <w:r>
-              <w:rPr>
-                <w:sz w:val="16"/>
-                <w:szCs w:val="16"/>
-                <w:lang w:val="en-US"/>
-              </w:rPr>
-              <w:t>address_vygruzki</w:t>
-            </w:r>
-            <w:proofErr w:type="spellEnd"/>
-            <w:r>
-              <w:rPr>
-                <w:sz w:val="16"/>
-                <w:szCs w:val="16"/>
-                <w:lang w:val="en-US"/>
-              </w:rPr>
-              <w:t>}</w:t>
+              <w:t>${address_vygruzki}</w:t>
             </w:r>
           </w:p>
         </w:tc>
@@ -3921,7 +3426,6 @@
               </w:rPr>
               <w:t>${</w:t>
             </w:r>
-            <w:proofErr w:type="spellStart"/>
             <w:r>
               <w:rPr>
                 <w:sz w:val="16"/>
@@ -3930,7 +3434,6 @@
               </w:rPr>
               <w:t>osobye_uslovia_vygruzki</w:t>
             </w:r>
-            <w:proofErr w:type="spellEnd"/>
             <w:r>
               <w:rPr>
                 <w:sz w:val="16"/>
@@ -4067,25 +3570,7 @@
                 <w:szCs w:val="16"/>
                 <w:lang w:val="en-US"/>
               </w:rPr>
-              <w:t>${</w:t>
-            </w:r>
-            <w:proofErr w:type="spellStart"/>
-            <w:r>
-              <w:rPr>
-                <w:sz w:val="16"/>
-                <w:szCs w:val="16"/>
-                <w:lang w:val="en-US"/>
-              </w:rPr>
-              <w:t>data_vygruzki</w:t>
-            </w:r>
-            <w:proofErr w:type="spellEnd"/>
-            <w:r>
-              <w:rPr>
-                <w:sz w:val="16"/>
-                <w:szCs w:val="16"/>
-                <w:lang w:val="en-US"/>
-              </w:rPr>
-              <w:t>}</w:t>
+              <w:t>${data_vygruzki}</w:t>
             </w:r>
           </w:p>
         </w:tc>
@@ -4140,25 +3625,7 @@
                 <w:szCs w:val="16"/>
                 <w:lang w:val="en-US"/>
               </w:rPr>
-              <w:t>${</w:t>
-            </w:r>
-            <w:proofErr w:type="spellStart"/>
-            <w:r>
-              <w:rPr>
-                <w:sz w:val="16"/>
-                <w:szCs w:val="16"/>
-                <w:lang w:val="en-US"/>
-              </w:rPr>
-              <w:t>vremya_vygruzki</w:t>
-            </w:r>
-            <w:proofErr w:type="spellEnd"/>
-            <w:r>
-              <w:rPr>
-                <w:sz w:val="16"/>
-                <w:szCs w:val="16"/>
-                <w:lang w:val="en-US"/>
-              </w:rPr>
-              <w:t>}</w:t>
+              <w:t>${vremya_vygruzki}</w:t>
             </w:r>
           </w:p>
         </w:tc>
@@ -4247,23 +3714,7 @@
                 <w:sz w:val="16"/>
                 <w:szCs w:val="16"/>
               </w:rPr>
-              <w:t>${</w:t>
-            </w:r>
-            <w:proofErr w:type="spellStart"/>
-            <w:r>
-              <w:rPr>
-                <w:sz w:val="16"/>
-                <w:szCs w:val="16"/>
-              </w:rPr>
-              <w:t>normativ</w:t>
-            </w:r>
-            <w:proofErr w:type="spellEnd"/>
-            <w:r>
-              <w:rPr>
-                <w:sz w:val="16"/>
-                <w:szCs w:val="16"/>
-              </w:rPr>
-              <w:t>}</w:t>
+              <w:t>${normativ}</w:t>
             </w:r>
           </w:p>
         </w:tc>
@@ -4356,7 +3807,6 @@
               </w:rPr>
               <w:t>${</w:t>
             </w:r>
-            <w:proofErr w:type="spellStart"/>
             <w:r>
               <w:rPr>
                 <w:sz w:val="16"/>
@@ -4365,7 +3815,6 @@
               </w:rPr>
               <w:t>cp_stavka</w:t>
             </w:r>
-            <w:proofErr w:type="spellEnd"/>
             <w:r>
               <w:rPr>
                 <w:sz w:val="16"/>
@@ -4374,7 +3823,6 @@
               </w:rPr>
               <w:t>}, ${</w:t>
             </w:r>
-            <w:proofErr w:type="spellStart"/>
             <w:r>
               <w:rPr>
                 <w:sz w:val="16"/>
@@ -4389,16 +3837,7 @@
                 <w:szCs w:val="16"/>
                 <w:lang w:val="en-US"/>
               </w:rPr>
-              <w:t>forma_oplaty</w:t>
-            </w:r>
-            <w:proofErr w:type="spellEnd"/>
-            <w:r>
-              <w:rPr>
-                <w:sz w:val="16"/>
-                <w:szCs w:val="16"/>
-                <w:lang w:val="en-US"/>
-              </w:rPr>
-              <w:t>}</w:t>
+              <w:t>forma_oplaty}</w:t>
             </w:r>
           </w:p>
         </w:tc>
@@ -4489,7 +3928,6 @@
               </w:rPr>
               <w:t>${</w:t>
             </w:r>
-            <w:proofErr w:type="spellStart"/>
             <w:r>
               <w:rPr>
                 <w:sz w:val="16"/>
@@ -4506,7 +3944,6 @@
               </w:rPr>
               <w:t>usloviya</w:t>
             </w:r>
-            <w:proofErr w:type="spellEnd"/>
             <w:r>
               <w:rPr>
                 <w:sz w:val="16"/>
@@ -4514,7 +3951,6 @@
               </w:rPr>
               <w:t>_</w:t>
             </w:r>
-            <w:proofErr w:type="spellStart"/>
             <w:r>
               <w:rPr>
                 <w:sz w:val="16"/>
@@ -4523,7 +3959,6 @@
               </w:rPr>
               <w:t>oplaty</w:t>
             </w:r>
-            <w:proofErr w:type="spellEnd"/>
             <w:r>
               <w:rPr>
                 <w:sz w:val="16"/>
@@ -4619,25 +4054,7 @@
                 <w:szCs w:val="16"/>
                 <w:lang w:val="en-US"/>
               </w:rPr>
-              <w:t>${</w:t>
-            </w:r>
-            <w:proofErr w:type="spellStart"/>
-            <w:r>
-              <w:rPr>
-                <w:sz w:val="16"/>
-                <w:szCs w:val="16"/>
-                <w:lang w:val="en-US"/>
-              </w:rPr>
-              <w:t>marka_avto</w:t>
-            </w:r>
-            <w:proofErr w:type="spellEnd"/>
-            <w:r>
-              <w:rPr>
-                <w:sz w:val="16"/>
-                <w:szCs w:val="16"/>
-                <w:lang w:val="en-US"/>
-              </w:rPr>
-              <w:t>}</w:t>
+              <w:t>${marka_avto}</w:t>
             </w:r>
           </w:p>
         </w:tc>
@@ -4693,25 +4110,7 @@
                 <w:szCs w:val="16"/>
                 <w:lang w:val="en-US"/>
               </w:rPr>
-              <w:t>${</w:t>
-            </w:r>
-            <w:proofErr w:type="spellStart"/>
-            <w:r>
-              <w:rPr>
-                <w:sz w:val="16"/>
-                <w:szCs w:val="16"/>
-                <w:lang w:val="en-US"/>
-              </w:rPr>
-              <w:t>gosnomer</w:t>
-            </w:r>
-            <w:proofErr w:type="spellEnd"/>
-            <w:r>
-              <w:rPr>
-                <w:sz w:val="16"/>
-                <w:szCs w:val="16"/>
-                <w:lang w:val="en-US"/>
-              </w:rPr>
-              <w:t>}</w:t>
+              <w:t>${gosnomer}</w:t>
             </w:r>
           </w:p>
         </w:tc>
@@ -4851,7 +4250,6 @@
               </w:rPr>
               <w:t>_</w:t>
             </w:r>
-            <w:proofErr w:type="spellStart"/>
             <w:r>
               <w:rPr>
                 <w:sz w:val="16"/>
@@ -4860,7 +4258,6 @@
               </w:rPr>
               <w:t>voditel</w:t>
             </w:r>
-            <w:proofErr w:type="spellEnd"/>
             <w:r>
               <w:rPr>
                 <w:sz w:val="16"/>
@@ -4991,7 +4388,6 @@
               </w:rPr>
               <w:t>_</w:t>
             </w:r>
-            <w:proofErr w:type="spellStart"/>
             <w:r>
               <w:rPr>
                 <w:sz w:val="16"/>
@@ -5000,7 +4396,6 @@
               </w:rPr>
               <w:t>voditel</w:t>
             </w:r>
-            <w:proofErr w:type="spellEnd"/>
             <w:r>
               <w:rPr>
                 <w:sz w:val="16"/>
@@ -5113,7 +4508,6 @@
               </w:rPr>
               <w:t>${</w:t>
             </w:r>
-            <w:proofErr w:type="spellStart"/>
             <w:r>
               <w:rPr>
                 <w:sz w:val="16"/>
@@ -5122,7 +4516,6 @@
               </w:rPr>
               <w:t>tel</w:t>
             </w:r>
-            <w:proofErr w:type="spellEnd"/>
             <w:r>
               <w:rPr>
                 <w:sz w:val="16"/>
@@ -5130,7 +4523,6 @@
               </w:rPr>
               <w:t>_</w:t>
             </w:r>
-            <w:proofErr w:type="spellStart"/>
             <w:r>
               <w:rPr>
                 <w:sz w:val="16"/>
@@ -5139,7 +4531,6 @@
               </w:rPr>
               <w:t>voditel</w:t>
             </w:r>
-            <w:proofErr w:type="spellEnd"/>
             <w:r>
               <w:rPr>
                 <w:sz w:val="16"/>
@@ -5229,7 +4620,6 @@
               </w:rPr>
               <w:t>${</w:t>
             </w:r>
-            <w:proofErr w:type="spellStart"/>
             <w:r>
               <w:rPr>
                 <w:b/>
@@ -5250,7 +4640,6 @@
               </w:rPr>
               <w:t>_nazv</w:t>
             </w:r>
-            <w:proofErr w:type="spellEnd"/>
             <w:r>
               <w:rPr>
                 <w:b/>
@@ -5320,7 +4709,6 @@
               </w:rPr>
               <w:t>${</w:t>
             </w:r>
-            <w:proofErr w:type="spellStart"/>
             <w:r>
               <w:rPr>
                 <w:b/>
@@ -5331,7 +4719,6 @@
               </w:rPr>
               <w:t>lp_nazv</w:t>
             </w:r>
-            <w:proofErr w:type="spellEnd"/>
             <w:r>
               <w:rPr>
                 <w:b/>
@@ -5398,7 +4785,6 @@
               </w:rPr>
               <w:t>: ${</w:t>
             </w:r>
-            <w:proofErr w:type="spellStart"/>
             <w:r>
               <w:rPr>
                 <w:sz w:val="16"/>
@@ -5415,7 +4801,6 @@
               </w:rPr>
               <w:t>_address</w:t>
             </w:r>
-            <w:proofErr w:type="spellEnd"/>
             <w:r>
               <w:rPr>
                 <w:sz w:val="16"/>
@@ -5476,7 +4861,6 @@
               </w:rPr>
               <w:t>: ${</w:t>
             </w:r>
-            <w:proofErr w:type="spellStart"/>
             <w:r>
               <w:rPr>
                 <w:sz w:val="16"/>
@@ -5485,7 +4869,6 @@
               </w:rPr>
               <w:t>lp_address</w:t>
             </w:r>
-            <w:proofErr w:type="spellEnd"/>
             <w:r>
               <w:rPr>
                 <w:sz w:val="16"/>
@@ -5563,7 +4946,6 @@
               </w:rPr>
               <w:t>_</w:t>
             </w:r>
-            <w:proofErr w:type="spellStart"/>
             <w:r>
               <w:rPr>
                 <w:sz w:val="16"/>
@@ -5572,7 +4954,6 @@
               </w:rPr>
               <w:t>pocht</w:t>
             </w:r>
-            <w:proofErr w:type="spellEnd"/>
             <w:r>
               <w:rPr>
                 <w:sz w:val="16"/>
@@ -5644,7 +5025,6 @@
               </w:rPr>
               <w:t>: ${</w:t>
             </w:r>
-            <w:proofErr w:type="spellStart"/>
             <w:r>
               <w:rPr>
                 <w:sz w:val="16"/>
@@ -5653,7 +5033,6 @@
               </w:rPr>
               <w:t>lp</w:t>
             </w:r>
-            <w:proofErr w:type="spellEnd"/>
             <w:r>
               <w:rPr>
                 <w:sz w:val="16"/>
@@ -5661,7 +5040,6 @@
               </w:rPr>
               <w:t>_</w:t>
             </w:r>
-            <w:proofErr w:type="spellStart"/>
             <w:r>
               <w:rPr>
                 <w:sz w:val="16"/>
@@ -5670,7 +5048,6 @@
               </w:rPr>
               <w:t>pocht</w:t>
             </w:r>
-            <w:proofErr w:type="spellEnd"/>
             <w:r>
               <w:rPr>
                 <w:sz w:val="16"/>
@@ -5734,7 +5111,6 @@
               </w:rPr>
               <w:t>${</w:t>
             </w:r>
-            <w:proofErr w:type="spellStart"/>
             <w:r>
               <w:rPr>
                 <w:sz w:val="16"/>
@@ -5749,16 +5125,7 @@
                 <w:szCs w:val="16"/>
                 <w:lang w:val="en-US"/>
               </w:rPr>
-              <w:t>_ogrn</w:t>
-            </w:r>
-            <w:proofErr w:type="spellEnd"/>
-            <w:r>
-              <w:rPr>
-                <w:sz w:val="16"/>
-                <w:szCs w:val="16"/>
-                <w:lang w:val="en-US"/>
-              </w:rPr>
-              <w:t>}</w:t>
+              <w:t>_ogrn}</w:t>
             </w:r>
           </w:p>
         </w:tc>
@@ -5794,25 +5161,7 @@
                 <w:szCs w:val="16"/>
                 <w:lang w:val="en-US"/>
               </w:rPr>
-              <w:t>${</w:t>
-            </w:r>
-            <w:proofErr w:type="spellStart"/>
-            <w:r>
-              <w:rPr>
-                <w:sz w:val="16"/>
-                <w:szCs w:val="16"/>
-                <w:lang w:val="en-US"/>
-              </w:rPr>
-              <w:t>lp_ogrn</w:t>
-            </w:r>
-            <w:proofErr w:type="spellEnd"/>
-            <w:r>
-              <w:rPr>
-                <w:sz w:val="16"/>
-                <w:szCs w:val="16"/>
-                <w:lang w:val="en-US"/>
-              </w:rPr>
-              <w:t>}</w:t>
+              <w:t>${lp_ogrn}</w:t>
             </w:r>
           </w:p>
         </w:tc>
@@ -5968,7 +5317,6 @@
               </w:rPr>
               <w:t>ИНН ${</w:t>
             </w:r>
-            <w:proofErr w:type="spellStart"/>
             <w:r>
               <w:rPr>
                 <w:sz w:val="16"/>
@@ -5977,7 +5325,6 @@
               </w:rPr>
               <w:t>lp</w:t>
             </w:r>
-            <w:proofErr w:type="spellEnd"/>
             <w:r>
               <w:rPr>
                 <w:sz w:val="16"/>
@@ -6034,7 +5381,6 @@
               </w:rPr>
               <w:t xml:space="preserve"> ${</w:t>
             </w:r>
-            <w:proofErr w:type="spellStart"/>
             <w:r>
               <w:rPr>
                 <w:sz w:val="16"/>
@@ -6049,16 +5395,7 @@
                 <w:szCs w:val="16"/>
                 <w:lang w:val="en-US"/>
               </w:rPr>
-              <w:t>KPP</w:t>
-            </w:r>
-            <w:proofErr w:type="spellEnd"/>
-            <w:r>
-              <w:rPr>
-                <w:sz w:val="16"/>
-                <w:szCs w:val="16"/>
-                <w:lang w:val="en-US"/>
-              </w:rPr>
-              <w:t>}</w:t>
+              <w:t>KPP}</w:t>
             </w:r>
           </w:p>
         </w:tc>
@@ -6117,7 +5454,6 @@
               </w:rPr>
               <w:t xml:space="preserve"> ${</w:t>
             </w:r>
-            <w:proofErr w:type="spellStart"/>
             <w:r>
               <w:rPr>
                 <w:sz w:val="16"/>
@@ -6132,16 +5468,7 @@
                 <w:szCs w:val="16"/>
                 <w:lang w:val="en-US"/>
               </w:rPr>
-              <w:t>_rs</w:t>
-            </w:r>
-            <w:proofErr w:type="spellEnd"/>
-            <w:r>
-              <w:rPr>
-                <w:sz w:val="16"/>
-                <w:szCs w:val="16"/>
-                <w:lang w:val="en-US"/>
-              </w:rPr>
-              <w:t>}</w:t>
+              <w:t>_rs}</w:t>
             </w:r>
           </w:p>
         </w:tc>
@@ -6192,25 +5519,7 @@
                 <w:szCs w:val="16"/>
                 <w:lang w:val="en-US"/>
               </w:rPr>
-              <w:t xml:space="preserve"> ${</w:t>
-            </w:r>
-            <w:proofErr w:type="spellStart"/>
-            <w:r>
-              <w:rPr>
-                <w:sz w:val="16"/>
-                <w:szCs w:val="16"/>
-                <w:lang w:val="en-US"/>
-              </w:rPr>
-              <w:t>lp_rs</w:t>
-            </w:r>
-            <w:proofErr w:type="spellEnd"/>
-            <w:r>
-              <w:rPr>
-                <w:sz w:val="16"/>
-                <w:szCs w:val="16"/>
-                <w:lang w:val="en-US"/>
-              </w:rPr>
-              <w:t>}</w:t>
+              <w:t xml:space="preserve"> ${lp_rs}</w:t>
             </w:r>
           </w:p>
         </w:tc>
@@ -6254,7 +5563,6 @@
               </w:rPr>
               <w:t xml:space="preserve"> ${</w:t>
             </w:r>
-            <w:proofErr w:type="spellStart"/>
             <w:r>
               <w:rPr>
                 <w:sz w:val="16"/>
@@ -6269,16 +5577,7 @@
                 <w:szCs w:val="16"/>
                 <w:lang w:val="en-US"/>
               </w:rPr>
-              <w:t>_bank</w:t>
-            </w:r>
-            <w:proofErr w:type="spellEnd"/>
-            <w:r>
-              <w:rPr>
-                <w:sz w:val="16"/>
-                <w:szCs w:val="16"/>
-                <w:lang w:val="en-US"/>
-              </w:rPr>
-              <w:t>}</w:t>
+              <w:t>_bank}</w:t>
             </w:r>
           </w:p>
         </w:tc>
@@ -6314,25 +5613,7 @@
                 <w:szCs w:val="16"/>
                 <w:lang w:val="en-US"/>
               </w:rPr>
-              <w:t xml:space="preserve"> ${</w:t>
-            </w:r>
-            <w:proofErr w:type="spellStart"/>
-            <w:r>
-              <w:rPr>
-                <w:sz w:val="16"/>
-                <w:szCs w:val="16"/>
-                <w:lang w:val="en-US"/>
-              </w:rPr>
-              <w:t>lp_bank</w:t>
-            </w:r>
-            <w:proofErr w:type="spellEnd"/>
-            <w:r>
-              <w:rPr>
-                <w:sz w:val="16"/>
-                <w:szCs w:val="16"/>
-                <w:lang w:val="en-US"/>
-              </w:rPr>
-              <w:t>}</w:t>
+              <w:t xml:space="preserve"> ${lp_bank}</w:t>
             </w:r>
           </w:p>
         </w:tc>
@@ -6391,7 +5672,6 @@
               </w:rPr>
               <w:t xml:space="preserve"> ${</w:t>
             </w:r>
-            <w:proofErr w:type="spellStart"/>
             <w:r>
               <w:rPr>
                 <w:sz w:val="16"/>
@@ -6406,16 +5686,7 @@
                 <w:szCs w:val="16"/>
                 <w:lang w:val="en-US"/>
               </w:rPr>
-              <w:t>_ks</w:t>
-            </w:r>
-            <w:proofErr w:type="spellEnd"/>
-            <w:r>
-              <w:rPr>
-                <w:sz w:val="16"/>
-                <w:szCs w:val="16"/>
-                <w:lang w:val="en-US"/>
-              </w:rPr>
-              <w:t>}</w:t>
+              <w:t>_ks}</w:t>
             </w:r>
           </w:p>
         </w:tc>
@@ -6466,25 +5737,7 @@
                 <w:szCs w:val="16"/>
                 <w:lang w:val="en-US"/>
               </w:rPr>
-              <w:t xml:space="preserve"> ${</w:t>
-            </w:r>
-            <w:proofErr w:type="spellStart"/>
-            <w:r>
-              <w:rPr>
-                <w:sz w:val="16"/>
-                <w:szCs w:val="16"/>
-                <w:lang w:val="en-US"/>
-              </w:rPr>
-              <w:t>lp_ks</w:t>
-            </w:r>
-            <w:proofErr w:type="spellEnd"/>
-            <w:r>
-              <w:rPr>
-                <w:sz w:val="16"/>
-                <w:szCs w:val="16"/>
-                <w:lang w:val="en-US"/>
-              </w:rPr>
-              <w:t>}</w:t>
+              <w:t xml:space="preserve"> ${lp_ks}</w:t>
             </w:r>
           </w:p>
         </w:tc>
@@ -6527,7 +5780,6 @@
               </w:rPr>
               <w:t xml:space="preserve"> ${</w:t>
             </w:r>
-            <w:proofErr w:type="spellStart"/>
             <w:r>
               <w:rPr>
                 <w:sz w:val="16"/>
@@ -6542,16 +5794,7 @@
                 <w:szCs w:val="16"/>
                 <w:lang w:val="en-US"/>
               </w:rPr>
-              <w:t>_bik</w:t>
-            </w:r>
-            <w:proofErr w:type="spellEnd"/>
-            <w:r>
-              <w:rPr>
-                <w:sz w:val="16"/>
-                <w:szCs w:val="16"/>
-                <w:lang w:val="en-US"/>
-              </w:rPr>
-              <w:t>}</w:t>
+              <w:t>_bik}</w:t>
             </w:r>
           </w:p>
         </w:tc>
@@ -6587,25 +5830,7 @@
                 <w:szCs w:val="16"/>
                 <w:lang w:val="en-US"/>
               </w:rPr>
-              <w:t xml:space="preserve"> ${</w:t>
-            </w:r>
-            <w:proofErr w:type="spellStart"/>
-            <w:r>
-              <w:rPr>
-                <w:sz w:val="16"/>
-                <w:szCs w:val="16"/>
-                <w:lang w:val="en-US"/>
-              </w:rPr>
-              <w:t>lp_bik</w:t>
-            </w:r>
-            <w:proofErr w:type="spellEnd"/>
-            <w:r>
-              <w:rPr>
-                <w:sz w:val="16"/>
-                <w:szCs w:val="16"/>
-                <w:lang w:val="en-US"/>
-              </w:rPr>
-              <w:t>}</w:t>
+              <w:t xml:space="preserve"> ${lp_bik}</w:t>
             </w:r>
           </w:p>
         </w:tc>
@@ -6664,7 +5889,6 @@
               </w:rPr>
               <w:t>: ${</w:t>
             </w:r>
-            <w:proofErr w:type="spellStart"/>
             <w:r>
               <w:rPr>
                 <w:sz w:val="16"/>
@@ -6687,16 +5911,7 @@
                 <w:szCs w:val="16"/>
                 <w:lang w:val="en-US"/>
               </w:rPr>
-              <w:t>manager_email</w:t>
-            </w:r>
-            <w:proofErr w:type="spellEnd"/>
-            <w:r>
-              <w:rPr>
-                <w:sz w:val="16"/>
-                <w:szCs w:val="16"/>
-                <w:lang w:val="en-US"/>
-              </w:rPr>
-              <w:t>}</w:t>
+              <w:t>manager_email}</w:t>
             </w:r>
           </w:p>
         </w:tc>
@@ -6750,7 +5965,6 @@
               </w:rPr>
               <w:t>: ${</w:t>
             </w:r>
-            <w:proofErr w:type="spellStart"/>
             <w:r>
               <w:rPr>
                 <w:sz w:val="16"/>
@@ -6765,16 +5979,7 @@
                 <w:szCs w:val="16"/>
                 <w:lang w:val="en-US"/>
               </w:rPr>
-              <w:t>manager_email</w:t>
-            </w:r>
-            <w:proofErr w:type="spellEnd"/>
-            <w:r>
-              <w:rPr>
-                <w:sz w:val="16"/>
-                <w:szCs w:val="16"/>
-                <w:lang w:val="en-US"/>
-              </w:rPr>
-              <w:t>}</w:t>
+              <w:t>manager_email}</w:t>
             </w:r>
           </w:p>
         </w:tc>
@@ -6826,7 +6031,6 @@
               </w:rPr>
               <w:t>${</w:t>
             </w:r>
-            <w:proofErr w:type="spellStart"/>
             <w:r>
               <w:rPr>
                 <w:sz w:val="16"/>
@@ -6841,18 +6045,8 @@
                 <w:szCs w:val="16"/>
                 <w:lang w:val="en-US"/>
               </w:rPr>
-              <w:t>_provayder_edo</w:t>
-            </w:r>
-            <w:proofErr w:type="spellEnd"/>
-            <w:r>
-              <w:rPr>
-                <w:sz w:val="16"/>
-                <w:szCs w:val="16"/>
-                <w:lang w:val="en-US"/>
-              </w:rPr>
-              <w:t>}, ${</w:t>
-            </w:r>
-            <w:proofErr w:type="spellStart"/>
+              <w:t>_provayder_edo}, ${</w:t>
+            </w:r>
             <w:r>
               <w:rPr>
                 <w:sz w:val="16"/>
@@ -6867,16 +6061,7 @@
                 <w:szCs w:val="16"/>
                 <w:lang w:val="en-US"/>
               </w:rPr>
-              <w:t>_nomer_edo</w:t>
-            </w:r>
-            <w:proofErr w:type="spellEnd"/>
-            <w:r>
-              <w:rPr>
-                <w:sz w:val="16"/>
-                <w:szCs w:val="16"/>
-                <w:lang w:val="en-US"/>
-              </w:rPr>
-              <w:t>}</w:t>
+              <w:t>_nomer_edo}</w:t>
             </w:r>
           </w:p>
         </w:tc>
@@ -6921,43 +6106,7 @@
                 <w:szCs w:val="16"/>
                 <w:lang w:val="en-US"/>
               </w:rPr>
-              <w:t>${</w:t>
-            </w:r>
-            <w:proofErr w:type="spellStart"/>
-            <w:r>
-              <w:rPr>
-                <w:sz w:val="16"/>
-                <w:szCs w:val="16"/>
-                <w:lang w:val="en-US"/>
-              </w:rPr>
-              <w:t>lp_provayder_edo</w:t>
-            </w:r>
-            <w:proofErr w:type="spellEnd"/>
-            <w:r>
-              <w:rPr>
-                <w:sz w:val="16"/>
-                <w:szCs w:val="16"/>
-                <w:lang w:val="en-US"/>
-              </w:rPr>
-              <w:t>}, ${</w:t>
-            </w:r>
-            <w:proofErr w:type="spellStart"/>
-            <w:r>
-              <w:rPr>
-                <w:sz w:val="16"/>
-                <w:szCs w:val="16"/>
-                <w:lang w:val="en-US"/>
-              </w:rPr>
-              <w:t>lp_nomer_edo</w:t>
-            </w:r>
-            <w:proofErr w:type="spellEnd"/>
-            <w:r>
-              <w:rPr>
-                <w:sz w:val="16"/>
-                <w:szCs w:val="16"/>
-                <w:lang w:val="en-US"/>
-              </w:rPr>
-              <w:t>}</w:t>
+              <w:t>${lp_provayder_edo}, ${lp_nomer_edo}</w:t>
             </w:r>
           </w:p>
         </w:tc>
@@ -7012,7 +6161,6 @@
               </w:rPr>
               <w:t>${</w:t>
             </w:r>
-            <w:proofErr w:type="spellStart"/>
             <w:r>
               <w:rPr>
                 <w:sz w:val="16"/>
@@ -7027,24 +6175,15 @@
                 <w:szCs w:val="16"/>
                 <w:lang w:val="en-US"/>
               </w:rPr>
-              <w:t>_ceo_title</w:t>
-            </w:r>
-            <w:proofErr w:type="spellEnd"/>
-            <w:r>
-              <w:rPr>
-                <w:sz w:val="16"/>
-                <w:szCs w:val="16"/>
-                <w:lang w:val="en-US"/>
-              </w:rPr>
-              <w:t xml:space="preserve">} </w:t>
-            </w:r>
-            <w:r>
-              <w:rPr>
-                <w:sz w:val="16"/>
-                <w:szCs w:val="16"/>
-                <w:lang w:val="en-US"/>
-              </w:rPr>
-              <w:t>______________________</w:t>
+              <w:t xml:space="preserve">_ceo_title} </w:t>
+            </w:r>
+            <w:r>
+              <w:rPr>
+                <w:sz w:val="16"/>
+                <w:szCs w:val="16"/>
+                <w:lang w:val="en-US"/>
+              </w:rPr>
+              <w:t>___________________</w:t>
             </w:r>
             <w:r>
               <w:rPr>
@@ -7054,7 +6193,6 @@
               </w:rPr>
               <w:t xml:space="preserve">   /${</w:t>
             </w:r>
-            <w:proofErr w:type="spellStart"/>
             <w:r>
               <w:rPr>
                 <w:sz w:val="16"/>
@@ -7073,7 +6211,6 @@
               </w:rPr>
               <w:t>_ceo</w:t>
             </w:r>
-            <w:proofErr w:type="spellEnd"/>
             <w:r>
               <w:rPr>
                 <w:sz w:val="16"/>
@@ -7201,36 +6338,24 @@
                 <w:szCs w:val="16"/>
                 <w:lang w:val="en-US"/>
               </w:rPr>
-              <w:t>${</w:t>
-            </w:r>
-            <w:proofErr w:type="spellStart"/>
-            <w:r>
-              <w:rPr>
-                <w:sz w:val="16"/>
-                <w:szCs w:val="16"/>
-                <w:lang w:val="en-US"/>
-              </w:rPr>
-              <w:t>lp_ceo_</w:t>
-            </w:r>
-            <w:proofErr w:type="gramStart"/>
-            <w:r>
-              <w:rPr>
-                <w:sz w:val="16"/>
-                <w:szCs w:val="16"/>
-                <w:lang w:val="en-US"/>
-              </w:rPr>
-              <w:t>title</w:t>
-            </w:r>
-            <w:proofErr w:type="spellEnd"/>
-            <w:r>
-              <w:rPr>
-                <w:sz w:val="16"/>
-                <w:szCs w:val="16"/>
-                <w:lang w:val="en-US"/>
-              </w:rPr>
-              <w:t xml:space="preserve">}   </w:t>
-            </w:r>
-            <w:proofErr w:type="gramEnd"/>
+              <w:t xml:space="preserve">${lp_ceo_title} </w:t>
+            </w:r>
+            <w:r>
+              <w:rPr>
+                <w:sz w:val="16"/>
+                <w:szCs w:val="16"/>
+                <w:lang w:val="en-US"/>
+              </w:rPr>
+              <w:t>___________________</w:t>
+            </w:r>
+            <w:r>
+              <w:rPr>
+                <w:sz w:val="16"/>
+                <w:szCs w:val="16"/>
+                <w:lang w:val="en-US"/>
+              </w:rPr>
+              <w:t>_</w:t>
+            </w:r>
             <w:r>
               <w:rPr>
                 <w:sz w:val="16"/>
@@ -7238,9 +6363,16 @@
                 <w:u w:val="single"/>
                 <w:lang w:val="en-US"/>
               </w:rPr>
-              <w:t>${</w:t>
-            </w:r>
-            <w:proofErr w:type="spellStart"/>
+              <w:t>${signature}</w:t>
+            </w:r>
+            <w:r>
+              <w:rPr>
+                <w:sz w:val="16"/>
+                <w:szCs w:val="16"/>
+                <w:lang w:val="en-US"/>
+              </w:rPr>
+              <w:t xml:space="preserve">       /${</w:t>
+            </w:r>
             <w:r>
               <w:rPr>
                 <w:sz w:val="16"/>
@@ -7248,37 +6380,8 @@
                 <w:u w:val="single"/>
                 <w:lang w:val="en-US"/>
               </w:rPr>
-              <w:t>internal_signature_image</w:t>
-            </w:r>
-            <w:proofErr w:type="spellEnd"/>
-            <w:r>
-              <w:rPr>
-                <w:sz w:val="16"/>
-                <w:szCs w:val="16"/>
-                <w:u w:val="single"/>
-                <w:lang w:val="en-US"/>
-              </w:rPr>
-              <w:t>}</w:t>
-            </w:r>
-            <w:r>
-              <w:rPr>
-                <w:sz w:val="16"/>
-                <w:szCs w:val="16"/>
-                <w:lang w:val="en-US"/>
-              </w:rPr>
-              <w:t xml:space="preserve">       /${</w:t>
-            </w:r>
-            <w:proofErr w:type="spellStart"/>
-            <w:r>
-              <w:rPr>
-                <w:sz w:val="16"/>
-                <w:szCs w:val="16"/>
-                <w:u w:val="single"/>
-                <w:lang w:val="en-US"/>
-              </w:rPr>
               <w:t>lp_ceo</w:t>
             </w:r>
-            <w:proofErr w:type="spellEnd"/>
             <w:r>
               <w:rPr>
                 <w:sz w:val="16"/>
@@ -7363,27 +6466,8 @@
               <w:rPr>
                 <w:sz w:val="16"/>
                 <w:szCs w:val="16"/>
-                <w:lang w:val="en-US"/>
-              </w:rPr>
-              <w:t>${</w:t>
-            </w:r>
-            <w:proofErr w:type="spellStart"/>
-            <w:r>
-              <w:rPr>
-                <w:sz w:val="16"/>
-                <w:szCs w:val="16"/>
-                <w:lang w:val="en-US"/>
-              </w:rPr>
-              <w:t>internal_stamp_image</w:t>
-            </w:r>
-            <w:proofErr w:type="spellEnd"/>
-            <w:r>
-              <w:rPr>
-                <w:sz w:val="16"/>
-                <w:szCs w:val="16"/>
-                <w:lang w:val="en-US"/>
-              </w:rPr>
-              <w:t>}</w:t>
+              </w:rPr>
+              <w:t>${stamp}</w:t>
             </w:r>
           </w:p>
           <w:p>
@@ -7398,7 +6482,13 @@
         </w:tc>
       </w:tr>
     </w:tbl>
-    <w:p/>
+    <w:p>
+      <w:pPr>
+        <w:rPr>
+          <w:lang w:val="en-US"/>
+        </w:rPr>
+      </w:pPr>
+    </w:p>
     <w:sectPr>
       <w:headerReference w:type="default" r:id="rId7"/>
       <w:pgSz w:w="11906" w:h="16838"/>
@@ -7611,6 +6701,155 @@
       </w:pPr>
     </w:lvl>
   </w:abstractNum>
+  <w:abstractNum w:abstractNumId="1" w15:restartNumberingAfterBreak="0">
+    <w:nsid w:val="7F035F1E"/>
+    <w:multiLevelType w:val="multilevel"/>
+    <w:tmpl w:val="97E837D8"/>
+    <w:lvl w:ilvl="0">
+      <w:start w:val="1"/>
+      <w:numFmt w:val="bullet"/>
+      <w:lvlText w:val=""/>
+      <w:lvlJc w:val="left"/>
+      <w:pPr>
+        <w:tabs>
+          <w:tab w:val="num" w:pos="720"/>
+        </w:tabs>
+        <w:ind w:left="720" w:hanging="360"/>
+      </w:pPr>
+      <w:rPr>
+        <w:rFonts w:ascii="Symbol" w:hAnsi="Symbol" w:hint="default"/>
+        <w:sz w:val="20"/>
+      </w:rPr>
+    </w:lvl>
+    <w:lvl w:ilvl="1" w:tentative="1">
+      <w:start w:val="1"/>
+      <w:numFmt w:val="bullet"/>
+      <w:lvlText w:val=""/>
+      <w:lvlJc w:val="left"/>
+      <w:pPr>
+        <w:tabs>
+          <w:tab w:val="num" w:pos="1440"/>
+        </w:tabs>
+        <w:ind w:left="1440" w:hanging="360"/>
+      </w:pPr>
+      <w:rPr>
+        <w:rFonts w:ascii="Symbol" w:hAnsi="Symbol" w:hint="default"/>
+        <w:sz w:val="20"/>
+      </w:rPr>
+    </w:lvl>
+    <w:lvl w:ilvl="2" w:tentative="1">
+      <w:start w:val="1"/>
+      <w:numFmt w:val="bullet"/>
+      <w:lvlText w:val=""/>
+      <w:lvlJc w:val="left"/>
+      <w:pPr>
+        <w:tabs>
+          <w:tab w:val="num" w:pos="2160"/>
+        </w:tabs>
+        <w:ind w:left="2160" w:hanging="360"/>
+      </w:pPr>
+      <w:rPr>
+        <w:rFonts w:ascii="Symbol" w:hAnsi="Symbol" w:hint="default"/>
+        <w:sz w:val="20"/>
+      </w:rPr>
+    </w:lvl>
+    <w:lvl w:ilvl="3" w:tentative="1">
+      <w:start w:val="1"/>
+      <w:numFmt w:val="bullet"/>
+      <w:lvlText w:val=""/>
+      <w:lvlJc w:val="left"/>
+      <w:pPr>
+        <w:tabs>
+          <w:tab w:val="num" w:pos="2880"/>
+        </w:tabs>
+        <w:ind w:left="2880" w:hanging="360"/>
+      </w:pPr>
+      <w:rPr>
+        <w:rFonts w:ascii="Symbol" w:hAnsi="Symbol" w:hint="default"/>
+        <w:sz w:val="20"/>
+      </w:rPr>
+    </w:lvl>
+    <w:lvl w:ilvl="4" w:tentative="1">
+      <w:start w:val="1"/>
+      <w:numFmt w:val="bullet"/>
+      <w:lvlText w:val=""/>
+      <w:lvlJc w:val="left"/>
+      <w:pPr>
+        <w:tabs>
+          <w:tab w:val="num" w:pos="3600"/>
+        </w:tabs>
+        <w:ind w:left="3600" w:hanging="360"/>
+      </w:pPr>
+      <w:rPr>
+        <w:rFonts w:ascii="Symbol" w:hAnsi="Symbol" w:hint="default"/>
+        <w:sz w:val="20"/>
+      </w:rPr>
+    </w:lvl>
+    <w:lvl w:ilvl="5" w:tentative="1">
+      <w:start w:val="1"/>
+      <w:numFmt w:val="bullet"/>
+      <w:lvlText w:val=""/>
+      <w:lvlJc w:val="left"/>
+      <w:pPr>
+        <w:tabs>
+          <w:tab w:val="num" w:pos="4320"/>
+        </w:tabs>
+        <w:ind w:left="4320" w:hanging="360"/>
+      </w:pPr>
+      <w:rPr>
+        <w:rFonts w:ascii="Symbol" w:hAnsi="Symbol" w:hint="default"/>
+        <w:sz w:val="20"/>
+      </w:rPr>
+    </w:lvl>
+    <w:lvl w:ilvl="6" w:tentative="1">
+      <w:start w:val="1"/>
+      <w:numFmt w:val="bullet"/>
+      <w:lvlText w:val=""/>
+      <w:lvlJc w:val="left"/>
+      <w:pPr>
+        <w:tabs>
+          <w:tab w:val="num" w:pos="5040"/>
+        </w:tabs>
+        <w:ind w:left="5040" w:hanging="360"/>
+      </w:pPr>
+      <w:rPr>
+        <w:rFonts w:ascii="Symbol" w:hAnsi="Symbol" w:hint="default"/>
+        <w:sz w:val="20"/>
+      </w:rPr>
+    </w:lvl>
+    <w:lvl w:ilvl="7" w:tentative="1">
+      <w:start w:val="1"/>
+      <w:numFmt w:val="bullet"/>
+      <w:lvlText w:val=""/>
+      <w:lvlJc w:val="left"/>
+      <w:pPr>
+        <w:tabs>
+          <w:tab w:val="num" w:pos="5760"/>
+        </w:tabs>
+        <w:ind w:left="5760" w:hanging="360"/>
+      </w:pPr>
+      <w:rPr>
+        <w:rFonts w:ascii="Symbol" w:hAnsi="Symbol" w:hint="default"/>
+        <w:sz w:val="20"/>
+      </w:rPr>
+    </w:lvl>
+    <w:lvl w:ilvl="8" w:tentative="1">
+      <w:start w:val="1"/>
+      <w:numFmt w:val="bullet"/>
+      <w:lvlText w:val=""/>
+      <w:lvlJc w:val="left"/>
+      <w:pPr>
+        <w:tabs>
+          <w:tab w:val="num" w:pos="6480"/>
+        </w:tabs>
+        <w:ind w:left="6480" w:hanging="360"/>
+      </w:pPr>
+      <w:rPr>
+        <w:rFonts w:ascii="Symbol" w:hAnsi="Symbol" w:hint="default"/>
+        <w:sz w:val="20"/>
+      </w:rPr>
+    </w:lvl>
+  </w:abstractNum>
   <w:num w:numId="1" w16cid:durableId="22287923">
     <w:abstractNumId w:val="0"/>
     <w:lvlOverride w:ilvl="0">
@@ -7640,6 +6879,9 @@
     <w:lvlOverride w:ilvl="8">
       <w:startOverride w:val="1"/>
     </w:lvlOverride>
+  </w:num>
+  <w:num w:numId="2" w16cid:durableId="1684553125">
+    <w:abstractNumId w:val="1"/>
   </w:num>
 </w:numbering>
 </file>
@@ -8056,6 +7298,7 @@
   <w:style w:type="character" w:default="1" w:styleId="a0">
     <w:name w:val="Default Paragraph Font"/>
     <w:uiPriority w:val="1"/>
+    <w:semiHidden/>
     <w:unhideWhenUsed/>
   </w:style>
   <w:style w:type="table" w:default="1" w:styleId="a1">
